--- a/lessons/5-5/downloads/reveal/teacher/5.5-homework-packet.docx
+++ b/lessons/5-5/downloads/reveal/teacher/5.5-homework-packet.docx
@@ -15,10 +15,28 @@
         <w:rPr>
           <w:rFonts w:ascii="Avenir Next" w:hAnsi="Avenir Next" w:cs="Avenir Next" w:eastAsia="Avenir Next"/>
           <w:color w:val="1A1A1A"/>
+          <w:sz w:val="22"/>
+          <w:szCs w:val="20"/>
+        </w:rPr>
+        <w:t xml:space="preserve">Name</w:t>
+      </w:r>
+      <w:r>
+        <w:rPr>
+          <w:rFonts w:ascii="Avenir Next" w:hAnsi="Avenir Next" w:cs="Avenir Next" w:eastAsia="Avenir Next"/>
+          <w:color w:val="1A1A1A"/>
           <w:sz w:val="20"/>
           <w:szCs w:val="20"/>
         </w:rPr>
-        <w:t xml:space="preserve">Name</w:t>
+        <w:tab/>
+      </w:r>
+      <w:r>
+        <w:rPr>
+          <w:rFonts w:ascii="Avenir Next" w:hAnsi="Avenir Next" w:cs="Avenir Next" w:eastAsia="Avenir Next"/>
+          <w:color w:val="1A1A1A"/>
+          <w:sz w:val="22"/>
+          <w:szCs w:val="20"/>
+        </w:rPr>
+        <w:t xml:space="preserve">   Date</w:t>
       </w:r>
       <w:r>
         <w:rPr>
@@ -33,25 +51,7 @@
         <w:rPr>
           <w:rFonts w:ascii="Avenir Next" w:hAnsi="Avenir Next" w:cs="Avenir Next" w:eastAsia="Avenir Next"/>
           <w:color w:val="1A1A1A"/>
-          <w:sz w:val="20"/>
-          <w:szCs w:val="20"/>
-        </w:rPr>
-        <w:t xml:space="preserve">   Date</w:t>
-      </w:r>
-      <w:r>
-        <w:rPr>
-          <w:rFonts w:ascii="Avenir Next" w:hAnsi="Avenir Next" w:cs="Avenir Next" w:eastAsia="Avenir Next"/>
-          <w:color w:val="1A1A1A"/>
-          <w:sz w:val="20"/>
-          <w:szCs w:val="20"/>
-        </w:rPr>
-        <w:tab/>
-      </w:r>
-      <w:r>
-        <w:rPr>
-          <w:rFonts w:ascii="Avenir Next" w:hAnsi="Avenir Next" w:cs="Avenir Next" w:eastAsia="Avenir Next"/>
-          <w:color w:val="1A1A1A"/>
-          <w:sz w:val="20"/>
+          <w:sz w:val="22"/>
           <w:szCs w:val="20"/>
         </w:rPr>
         <w:t xml:space="preserve">   Period</w:t>
@@ -78,7 +78,7 @@
           <w:caps/>
           <w:color w:val="003A70"/>
           <w:spacing w:val="12"/>
-          <w:sz w:val="19"/>
+          <w:sz w:val="22"/>
           <w:szCs w:val="19"/>
         </w:rPr>
         <w:t xml:space="preserve">Lesson 5-5  ·  Homework Packet  ·  Sheet 1 of 2</w:t>
@@ -86,6 +86,7 @@
     </w:p>
     <w:p>
       <w:pPr>
+        <w:pStyle w:val="Heading1"/>
         <w:keepNext/>
         <w:spacing w:before="0" w:after="0" w:line="240" w:lineRule="auto"/>
       </w:pPr>
@@ -111,7 +112,7 @@
         <w:rPr>
           <w:rFonts w:ascii="Avenir Next" w:hAnsi="Avenir Next" w:cs="Avenir Next" w:eastAsia="Avenir Next"/>
           <w:color w:val="5A5F66"/>
-          <w:sz w:val="17"/>
+          <w:sz w:val="22"/>
           <w:szCs w:val="17"/>
         </w:rPr>
         <w:t xml:space="preserve">Maryland Standard 6.G.A.2   ·   Learning target — I can find the volume of a rectangular prism by multiplying length, width, and height.</w:t>
@@ -158,6 +159,7 @@
           </w:tcPr>
           <w:p>
             <w:pPr>
+              <w:pStyle w:val="Heading2"/>
               <w:spacing w:before="0" w:after="0" w:line="240" w:lineRule="auto"/>
             </w:pPr>
             <w:r>
@@ -185,54 +187,54 @@
                 <w:rFonts w:ascii="Avenir Next" w:hAnsi="Avenir Next" w:cs="Avenir Next" w:eastAsia="Avenir Next"/>
                 <w:b/>
                 <w:color w:val="003A70"/>
+                <w:sz w:val="22"/>
+                <w:szCs w:val="18"/>
+              </w:rPr>
+              <w:t xml:space="preserve">•</w:t>
+            </w:r>
+            <w:r>
+              <w:rPr>
+                <w:rFonts w:ascii="Avenir Next" w:hAnsi="Avenir Next" w:cs="Avenir Next" w:eastAsia="Avenir Next"/>
+                <w:color w:val="1A1A1A"/>
                 <w:sz w:val="18"/>
                 <w:szCs w:val="18"/>
               </w:rPr>
-              <w:t xml:space="preserve">•</w:t>
-            </w:r>
-            <w:r>
-              <w:rPr>
-                <w:rFonts w:ascii="Avenir Next" w:hAnsi="Avenir Next" w:cs="Avenir Next" w:eastAsia="Avenir Next"/>
-                <w:color w:val="1A1A1A"/>
-                <w:sz w:val="18"/>
+              <w:tab/>
+            </w:r>
+            <w:r>
+              <w:rPr>
+                <w:rFonts w:ascii="Avenir Next" w:hAnsi="Avenir Next" w:cs="Avenir Next" w:eastAsia="Avenir Next"/>
+                <w:b/>
+                <w:color w:val="1A1A1A"/>
+                <w:sz w:val="22"/>
                 <w:szCs w:val="18"/>
               </w:rPr>
-              <w:tab/>
-            </w:r>
-            <w:r>
-              <w:rPr>
-                <w:rFonts w:ascii="Avenir Next" w:hAnsi="Avenir Next" w:cs="Avenir Next" w:eastAsia="Avenir Next"/>
-                <w:b/>
-                <w:color w:val="1A1A1A"/>
-                <w:sz w:val="18"/>
+              <w:t xml:space="preserve">Volume</w:t>
+            </w:r>
+            <w:r>
+              <w:rPr>
+                <w:rFonts w:ascii="Avenir Next" w:hAnsi="Avenir Next" w:cs="Avenir Next" w:eastAsia="Avenir Next"/>
+                <w:color w:val="1A1A1A"/>
+                <w:sz w:val="22"/>
                 <w:szCs w:val="18"/>
               </w:rPr>
-              <w:t xml:space="preserve">Volume</w:t>
-            </w:r>
-            <w:r>
-              <w:rPr>
-                <w:rFonts w:ascii="Avenir Next" w:hAnsi="Avenir Next" w:cs="Avenir Next" w:eastAsia="Avenir Next"/>
-                <w:color w:val="1A1A1A"/>
-                <w:sz w:val="18"/>
+              <w:t xml:space="preserve"> counts the unit cubes that fill a solid. Use </w:t>
+            </w:r>
+            <w:r>
+              <w:rPr>
+                <w:rFonts w:ascii="Avenir Next" w:hAnsi="Avenir Next" w:cs="Avenir Next" w:eastAsia="Avenir Next"/>
+                <w:b/>
+                <w:color w:val="1A1A1A"/>
+                <w:sz w:val="22"/>
                 <w:szCs w:val="18"/>
               </w:rPr>
-              <w:t xml:space="preserve"> counts the unit cubes that fill a solid. Use </w:t>
-            </w:r>
-            <w:r>
-              <w:rPr>
-                <w:rFonts w:ascii="Avenir Next" w:hAnsi="Avenir Next" w:cs="Avenir Next" w:eastAsia="Avenir Next"/>
-                <w:b/>
-                <w:color w:val="1A1A1A"/>
-                <w:sz w:val="18"/>
-                <w:szCs w:val="18"/>
-              </w:rPr>
               <w:t xml:space="preserve">cubic units</w:t>
             </w:r>
             <w:r>
               <w:rPr>
                 <w:rFonts w:ascii="Avenir Next" w:hAnsi="Avenir Next" w:cs="Avenir Next" w:eastAsia="Avenir Next"/>
                 <w:color w:val="1A1A1A"/>
-                <w:sz w:val="18"/>
+                <w:sz w:val="22"/>
                 <w:szCs w:val="18"/>
               </w:rPr>
               <w:t xml:space="preserve"> (cm³, in³, ft³).</w:t>
@@ -251,73 +253,73 @@
                 <w:rFonts w:ascii="Avenir Next" w:hAnsi="Avenir Next" w:cs="Avenir Next" w:eastAsia="Avenir Next"/>
                 <w:b/>
                 <w:color w:val="003A70"/>
+                <w:sz w:val="22"/>
+                <w:szCs w:val="18"/>
+              </w:rPr>
+              <w:t xml:space="preserve">•</w:t>
+            </w:r>
+            <w:r>
+              <w:rPr>
+                <w:rFonts w:ascii="Avenir Next" w:hAnsi="Avenir Next" w:cs="Avenir Next" w:eastAsia="Avenir Next"/>
+                <w:color w:val="1A1A1A"/>
                 <w:sz w:val="18"/>
                 <w:szCs w:val="18"/>
               </w:rPr>
-              <w:t xml:space="preserve">•</w:t>
-            </w:r>
-            <w:r>
-              <w:rPr>
-                <w:rFonts w:ascii="Avenir Next" w:hAnsi="Avenir Next" w:cs="Avenir Next" w:eastAsia="Avenir Next"/>
-                <w:color w:val="1A1A1A"/>
-                <w:sz w:val="18"/>
+              <w:tab/>
+            </w:r>
+            <w:r>
+              <w:rPr>
+                <w:rFonts w:ascii="Avenir Next" w:hAnsi="Avenir Next" w:cs="Avenir Next" w:eastAsia="Avenir Next"/>
+                <w:b/>
+                <w:color w:val="1A1A1A"/>
+                <w:sz w:val="22"/>
                 <w:szCs w:val="18"/>
               </w:rPr>
-              <w:tab/>
-            </w:r>
-            <w:r>
-              <w:rPr>
-                <w:rFonts w:ascii="Avenir Next" w:hAnsi="Avenir Next" w:cs="Avenir Next" w:eastAsia="Avenir Next"/>
-                <w:b/>
-                <w:color w:val="1A1A1A"/>
-                <w:sz w:val="18"/>
+              <w:t xml:space="preserve">V = l × w × h</w:t>
+            </w:r>
+            <w:r>
+              <w:rPr>
+                <w:rFonts w:ascii="Avenir Next" w:hAnsi="Avenir Next" w:cs="Avenir Next" w:eastAsia="Avenir Next"/>
+                <w:color w:val="1A1A1A"/>
+                <w:sz w:val="22"/>
                 <w:szCs w:val="18"/>
               </w:rPr>
-              <w:t xml:space="preserve">V = l × w × h</w:t>
-            </w:r>
-            <w:r>
-              <w:rPr>
-                <w:rFonts w:ascii="Avenir Next" w:hAnsi="Avenir Next" w:cs="Avenir Next" w:eastAsia="Avenir Next"/>
-                <w:color w:val="1A1A1A"/>
-                <w:sz w:val="18"/>
+              <w:t xml:space="preserve">, or </w:t>
+            </w:r>
+            <w:r>
+              <w:rPr>
+                <w:rFonts w:ascii="Avenir Next" w:hAnsi="Avenir Next" w:cs="Avenir Next" w:eastAsia="Avenir Next"/>
+                <w:b/>
+                <w:color w:val="1A1A1A"/>
+                <w:sz w:val="22"/>
                 <w:szCs w:val="18"/>
               </w:rPr>
-              <w:t xml:space="preserve">, or </w:t>
-            </w:r>
-            <w:r>
-              <w:rPr>
-                <w:rFonts w:ascii="Avenir Next" w:hAnsi="Avenir Next" w:cs="Avenir Next" w:eastAsia="Avenir Next"/>
-                <w:b/>
-                <w:color w:val="1A1A1A"/>
-                <w:sz w:val="18"/>
+              <w:t xml:space="preserve">V = B × h</w:t>
+            </w:r>
+            <w:r>
+              <w:rPr>
+                <w:rFonts w:ascii="Avenir Next" w:hAnsi="Avenir Next" w:cs="Avenir Next" w:eastAsia="Avenir Next"/>
+                <w:color w:val="1A1A1A"/>
+                <w:sz w:val="22"/>
                 <w:szCs w:val="18"/>
               </w:rPr>
-              <w:t xml:space="preserve">V = B × h</w:t>
-            </w:r>
-            <w:r>
-              <w:rPr>
-                <w:rFonts w:ascii="Avenir Next" w:hAnsi="Avenir Next" w:cs="Avenir Next" w:eastAsia="Avenir Next"/>
-                <w:color w:val="1A1A1A"/>
-                <w:sz w:val="18"/>
+              <w:t xml:space="preserve">, where </w:t>
+            </w:r>
+            <w:r>
+              <w:rPr>
+                <w:rFonts w:ascii="Avenir Next" w:hAnsi="Avenir Next" w:cs="Avenir Next" w:eastAsia="Avenir Next"/>
+                <w:i/>
+                <w:color w:val="1A1A1A"/>
+                <w:sz w:val="22"/>
                 <w:szCs w:val="18"/>
               </w:rPr>
-              <w:t xml:space="preserve">, where </w:t>
-            </w:r>
-            <w:r>
-              <w:rPr>
-                <w:rFonts w:ascii="Avenir Next" w:hAnsi="Avenir Next" w:cs="Avenir Next" w:eastAsia="Avenir Next"/>
-                <w:i/>
-                <w:color w:val="1A1A1A"/>
-                <w:sz w:val="18"/>
-                <w:szCs w:val="18"/>
-              </w:rPr>
               <w:t xml:space="preserve">B</w:t>
             </w:r>
             <w:r>
               <w:rPr>
                 <w:rFonts w:ascii="Avenir Next" w:hAnsi="Avenir Next" w:cs="Avenir Next" w:eastAsia="Avenir Next"/>
                 <w:color w:val="1A1A1A"/>
-                <w:sz w:val="18"/>
+                <w:sz w:val="22"/>
                 <w:szCs w:val="18"/>
               </w:rPr>
               <w:t xml:space="preserve"> is the area of the base.</w:t>
@@ -332,6 +334,7 @@
           </w:tcPr>
           <w:p>
             <w:pPr>
+              <w:pStyle w:val="Heading2"/>
               <w:spacing w:before="0" w:after="0" w:line="240" w:lineRule="auto"/>
             </w:pPr>
             <w:r>
@@ -354,7 +357,7 @@
               <w:rPr>
                 <w:rFonts w:ascii="Avenir Next" w:hAnsi="Avenir Next" w:cs="Avenir Next" w:eastAsia="Avenir Next"/>
                 <w:color w:val="1A1A1A"/>
-                <w:sz w:val="17"/>
+                <w:sz w:val="22"/>
                 <w:szCs w:val="17"/>
               </w:rPr>
               <w:t xml:space="preserve">A box is 7 cm long, 3 cm wide, and 5 cm tall.</w:t>
@@ -373,25 +376,25 @@
                 <w:rFonts w:ascii="Avenir Next" w:hAnsi="Avenir Next" w:cs="Avenir Next" w:eastAsia="Avenir Next"/>
                 <w:b/>
                 <w:color w:val="003A70"/>
+                <w:sz w:val="22"/>
+                <w:szCs w:val="17"/>
+              </w:rPr>
+              <w:t xml:space="preserve">Step 1</w:t>
+            </w:r>
+            <w:r>
+              <w:rPr>
+                <w:rFonts w:ascii="Avenir Next" w:hAnsi="Avenir Next" w:cs="Avenir Next" w:eastAsia="Avenir Next"/>
+                <w:color w:val="1A1A1A"/>
                 <w:sz w:val="17"/>
                 <w:szCs w:val="17"/>
               </w:rPr>
-              <w:t xml:space="preserve">Step 1</w:t>
-            </w:r>
-            <w:r>
-              <w:rPr>
-                <w:rFonts w:ascii="Avenir Next" w:hAnsi="Avenir Next" w:cs="Avenir Next" w:eastAsia="Avenir Next"/>
-                <w:color w:val="1A1A1A"/>
-                <w:sz w:val="17"/>
-                <w:szCs w:val="17"/>
-              </w:rPr>
               <w:tab/>
             </w:r>
             <w:r>
               <w:rPr>
                 <w:rFonts w:ascii="Avenir Next" w:hAnsi="Avenir Next" w:cs="Avenir Next" w:eastAsia="Avenir Next"/>
                 <w:color w:val="1A1A1A"/>
-                <w:sz w:val="17"/>
+                <w:sz w:val="22"/>
                 <w:szCs w:val="17"/>
               </w:rPr>
               <w:t xml:space="preserve">One layer of cubes: B = 7 × 3 = 21</w:t>
@@ -410,25 +413,25 @@
                 <w:rFonts w:ascii="Avenir Next" w:hAnsi="Avenir Next" w:cs="Avenir Next" w:eastAsia="Avenir Next"/>
                 <w:b/>
                 <w:color w:val="003A70"/>
+                <w:sz w:val="22"/>
+                <w:szCs w:val="17"/>
+              </w:rPr>
+              <w:t xml:space="preserve">Step 2</w:t>
+            </w:r>
+            <w:r>
+              <w:rPr>
+                <w:rFonts w:ascii="Avenir Next" w:hAnsi="Avenir Next" w:cs="Avenir Next" w:eastAsia="Avenir Next"/>
+                <w:color w:val="1A1A1A"/>
                 <w:sz w:val="17"/>
                 <w:szCs w:val="17"/>
               </w:rPr>
-              <w:t xml:space="preserve">Step 2</w:t>
-            </w:r>
-            <w:r>
-              <w:rPr>
-                <w:rFonts w:ascii="Avenir Next" w:hAnsi="Avenir Next" w:cs="Avenir Next" w:eastAsia="Avenir Next"/>
-                <w:color w:val="1A1A1A"/>
-                <w:sz w:val="17"/>
-                <w:szCs w:val="17"/>
-              </w:rPr>
               <w:tab/>
             </w:r>
             <w:r>
               <w:rPr>
                 <w:rFonts w:ascii="Avenir Next" w:hAnsi="Avenir Next" w:cs="Avenir Next" w:eastAsia="Avenir Next"/>
                 <w:color w:val="1A1A1A"/>
-                <w:sz w:val="17"/>
+                <w:sz w:val="22"/>
                 <w:szCs w:val="17"/>
               </w:rPr>
               <w:t xml:space="preserve">Stack 5 layers: 21 × 5 = 105</w:t>
@@ -447,18 +450,18 @@
                 <w:rFonts w:ascii="Avenir Next" w:hAnsi="Avenir Next" w:cs="Avenir Next" w:eastAsia="Avenir Next"/>
                 <w:b/>
                 <w:color w:val="1A1A1A"/>
+                <w:sz w:val="22"/>
+                <w:szCs w:val="17"/>
+              </w:rPr>
+              <w:t xml:space="preserve">Answer</w:t>
+            </w:r>
+            <w:r>
+              <w:rPr>
+                <w:rFonts w:ascii="Avenir Next" w:hAnsi="Avenir Next" w:cs="Avenir Next" w:eastAsia="Avenir Next"/>
+                <w:color w:val="1A1A1A"/>
                 <w:sz w:val="17"/>
                 <w:szCs w:val="17"/>
               </w:rPr>
-              <w:t xml:space="preserve">Answer</w:t>
-            </w:r>
-            <w:r>
-              <w:rPr>
-                <w:rFonts w:ascii="Avenir Next" w:hAnsi="Avenir Next" w:cs="Avenir Next" w:eastAsia="Avenir Next"/>
-                <w:color w:val="1A1A1A"/>
-                <w:sz w:val="17"/>
-                <w:szCs w:val="17"/>
-              </w:rPr>
               <w:tab/>
             </w:r>
             <w:r>
@@ -466,7 +469,7 @@
                 <w:rFonts w:ascii="Avenir Next" w:hAnsi="Avenir Next" w:cs="Avenir Next" w:eastAsia="Avenir Next"/>
                 <w:b/>
                 <w:color w:val="1A1A1A"/>
-                <w:sz w:val="17"/>
+                <w:sz w:val="22"/>
                 <w:szCs w:val="17"/>
               </w:rPr>
               <w:t xml:space="preserve">105 cm³</w:t>
@@ -477,6 +480,7 @@
     </w:tbl>
     <w:p>
       <w:pPr>
+        <w:pStyle w:val="Heading2"/>
         <w:keepNext/>
         <w:pBdr>
           <w:bottom w:val="single" w:sz="8" w:space="3" w:color="003A70"/>
@@ -492,7 +496,7 @@
           <w:b/>
           <w:color w:val="003A70"/>
           <w:spacing w:val="14"/>
-          <w:sz w:val="19"/>
+          <w:sz w:val="22"/>
           <w:szCs w:val="19"/>
         </w:rPr>
         <w:t xml:space="preserve">PRACTICE</w:t>
@@ -511,7 +515,7 @@
           <w:rFonts w:ascii="Avenir Next" w:hAnsi="Avenir Next" w:cs="Avenir Next" w:eastAsia="Avenir Next"/>
           <w:i/>
           <w:color w:val="5A5F66"/>
-          <w:sz w:val="17"/>
+          <w:sz w:val="22"/>
           <w:szCs w:val="17"/>
         </w:rPr>
         <w:t xml:space="preserve">show your work · label units</w:t>
@@ -570,25 +574,25 @@
                 <w:rFonts w:ascii="Avenir Next" w:hAnsi="Avenir Next" w:cs="Avenir Next" w:eastAsia="Avenir Next"/>
                 <w:b/>
                 <w:color w:val="1A1A1A"/>
+                <w:sz w:val="22"/>
+                <w:szCs w:val="20"/>
+              </w:rPr>
+              <w:t xml:space="preserve">1.</w:t>
+            </w:r>
+            <w:r>
+              <w:rPr>
+                <w:rFonts w:ascii="Avenir Next" w:hAnsi="Avenir Next" w:cs="Avenir Next" w:eastAsia="Avenir Next"/>
+                <w:color w:val="1A1A1A"/>
                 <w:sz w:val="20"/>
                 <w:szCs w:val="20"/>
               </w:rPr>
-              <w:t xml:space="preserve">1.</w:t>
-            </w:r>
-            <w:r>
-              <w:rPr>
-                <w:rFonts w:ascii="Avenir Next" w:hAnsi="Avenir Next" w:cs="Avenir Next" w:eastAsia="Avenir Next"/>
-                <w:color w:val="1A1A1A"/>
-                <w:sz w:val="20"/>
-                <w:szCs w:val="20"/>
-              </w:rPr>
               <w:tab/>
             </w:r>
             <w:r>
               <w:rPr>
                 <w:rFonts w:ascii="Avenir Next" w:hAnsi="Avenir Next" w:cs="Avenir Next" w:eastAsia="Avenir Next"/>
                 <w:color w:val="1A1A1A"/>
-                <w:sz w:val="20"/>
+                <w:sz w:val="22"/>
                 <w:szCs w:val="20"/>
               </w:rPr>
               <w:t xml:space="preserve">Each small cube is 1 cm³. Find the volume of the prism.</w:t>
@@ -665,25 +669,25 @@
                 <w:rFonts w:ascii="Avenir Next" w:hAnsi="Avenir Next" w:cs="Avenir Next" w:eastAsia="Avenir Next"/>
                 <w:b/>
                 <w:color w:val="1A1A1A"/>
+                <w:sz w:val="22"/>
+                <w:szCs w:val="18"/>
+              </w:rPr>
+              <w:t xml:space="preserve">Answer</w:t>
+            </w:r>
+            <w:r>
+              <w:rPr>
+                <w:rFonts w:ascii="Avenir Next" w:hAnsi="Avenir Next" w:cs="Avenir Next" w:eastAsia="Avenir Next"/>
+                <w:color w:val="1A1A1A"/>
                 <w:sz w:val="18"/>
                 <w:szCs w:val="18"/>
               </w:rPr>
-              <w:t xml:space="preserve">Answer</w:t>
-            </w:r>
-            <w:r>
-              <w:rPr>
-                <w:rFonts w:ascii="Avenir Next" w:hAnsi="Avenir Next" w:cs="Avenir Next" w:eastAsia="Avenir Next"/>
-                <w:color w:val="1A1A1A"/>
-                <w:sz w:val="18"/>
-                <w:szCs w:val="18"/>
-              </w:rPr>
               <w:tab/>
             </w:r>
             <w:r>
               <w:rPr>
                 <w:rFonts w:ascii="Avenir Next" w:hAnsi="Avenir Next" w:cs="Avenir Next" w:eastAsia="Avenir Next"/>
                 <w:color w:val="1A1A1A"/>
-                <w:sz w:val="18"/>
+                <w:sz w:val="22"/>
                 <w:szCs w:val="18"/>
               </w:rPr>
               <w:t xml:space="preserve">  cm³</w:t>
@@ -707,7 +711,7 @@
               <w:drawing>
                 <wp:inline distT="0" distB="0" distL="0" distR="0">
                   <wp:extent cx="1920240" cy="1122062"/>
-                  <wp:docPr id="1" name="Figure 1"/>
+                  <wp:docPr id="1" name="Figure 1" descr="Rectangular prism. Length 4 cm, width 3 cm, height 2 cm."/>
                   <a:graphic xmlns:a="http://schemas.openxmlformats.org/drawingml/2006/main">
                     <a:graphicData uri="http://schemas.openxmlformats.org/drawingml/2006/picture">
                       <pic:pic xmlns:pic="http://schemas.openxmlformats.org/drawingml/2006/picture">
@@ -759,25 +763,25 @@
           <w:rFonts w:ascii="Avenir Next" w:hAnsi="Avenir Next" w:cs="Avenir Next" w:eastAsia="Avenir Next"/>
           <w:b/>
           <w:color w:val="1A1A1A"/>
+          <w:sz w:val="22"/>
+          <w:szCs w:val="20"/>
+        </w:rPr>
+        <w:t xml:space="preserve">2.</w:t>
+      </w:r>
+      <w:r>
+        <w:rPr>
+          <w:rFonts w:ascii="Avenir Next" w:hAnsi="Avenir Next" w:cs="Avenir Next" w:eastAsia="Avenir Next"/>
+          <w:color w:val="1A1A1A"/>
           <w:sz w:val="20"/>
           <w:szCs w:val="20"/>
         </w:rPr>
-        <w:t xml:space="preserve">2.</w:t>
-      </w:r>
-      <w:r>
-        <w:rPr>
-          <w:rFonts w:ascii="Avenir Next" w:hAnsi="Avenir Next" w:cs="Avenir Next" w:eastAsia="Avenir Next"/>
-          <w:color w:val="1A1A1A"/>
-          <w:sz w:val="20"/>
-          <w:szCs w:val="20"/>
-        </w:rPr>
         <w:tab/>
       </w:r>
       <w:r>
         <w:rPr>
           <w:rFonts w:ascii="Avenir Next" w:hAnsi="Avenir Next" w:cs="Avenir Next" w:eastAsia="Avenir Next"/>
           <w:color w:val="1A1A1A"/>
-          <w:sz w:val="20"/>
+          <w:sz w:val="22"/>
           <w:szCs w:val="20"/>
         </w:rPr>
         <w:t xml:space="preserve">Find the volume of each rectangular prism.</w:t>
@@ -832,10 +836,28 @@
                 <w:rFonts w:ascii="Avenir Next" w:hAnsi="Avenir Next" w:cs="Avenir Next" w:eastAsia="Avenir Next"/>
                 <w:b/>
                 <w:color w:val="003A70"/>
+                <w:sz w:val="22"/>
+                <w:szCs w:val="20"/>
+              </w:rPr>
+              <w:t xml:space="preserve">a.</w:t>
+            </w:r>
+            <w:r>
+              <w:rPr>
+                <w:rFonts w:ascii="Avenir Next" w:hAnsi="Avenir Next" w:cs="Avenir Next" w:eastAsia="Avenir Next"/>
+                <w:color w:val="1A1A1A"/>
                 <w:sz w:val="20"/>
                 <w:szCs w:val="20"/>
               </w:rPr>
-              <w:t xml:space="preserve">a.</w:t>
+              <w:tab/>
+            </w:r>
+            <w:r>
+              <w:rPr>
+                <w:rFonts w:ascii="Avenir Next" w:hAnsi="Avenir Next" w:cs="Avenir Next" w:eastAsia="Avenir Next"/>
+                <w:color w:val="1A1A1A"/>
+                <w:sz w:val="22"/>
+                <w:szCs w:val="20"/>
+              </w:rPr>
+              <w:t xml:space="preserve">8 in × 5 in × 2 in</w:t>
             </w:r>
             <w:r>
               <w:rPr>
@@ -844,7 +866,7 @@
                 <w:sz w:val="20"/>
                 <w:szCs w:val="20"/>
               </w:rPr>
-              <w:tab/>
+              <w:t xml:space="preserve">  </w:t>
             </w:r>
             <w:r>
               <w:rPr>
@@ -852,24 +874,6 @@
                 <w:color w:val="1A1A1A"/>
                 <w:sz w:val="20"/>
                 <w:szCs w:val="20"/>
-              </w:rPr>
-              <w:t xml:space="preserve">8 in × 5 in × 2 in</w:t>
-            </w:r>
-            <w:r>
-              <w:rPr>
-                <w:rFonts w:ascii="Avenir Next" w:hAnsi="Avenir Next" w:cs="Avenir Next" w:eastAsia="Avenir Next"/>
-                <w:color w:val="1A1A1A"/>
-                <w:sz w:val="20"/>
-                <w:szCs w:val="20"/>
-              </w:rPr>
-              <w:t xml:space="preserve">  </w:t>
-            </w:r>
-            <w:r>
-              <w:rPr>
-                <w:rFonts w:ascii="Avenir Next" w:hAnsi="Avenir Next" w:cs="Avenir Next" w:eastAsia="Avenir Next"/>
-                <w:color w:val="1A1A1A"/>
-                <w:sz w:val="20"/>
-                <w:szCs w:val="20"/>
                 <w:u w:val="single"/>
               </w:rPr>
               <w:t xml:space="preserve">              </w:t>
@@ -878,7 +882,7 @@
               <w:rPr>
                 <w:rFonts w:ascii="Avenir Next" w:hAnsi="Avenir Next" w:cs="Avenir Next" w:eastAsia="Avenir Next"/>
                 <w:color w:val="1A1A1A"/>
-                <w:sz w:val="20"/>
+                <w:sz w:val="22"/>
                 <w:szCs w:val="20"/>
               </w:rPr>
               <w:t xml:space="preserve"> in³</w:t>
@@ -903,10 +907,28 @@
                 <w:rFonts w:ascii="Avenir Next" w:hAnsi="Avenir Next" w:cs="Avenir Next" w:eastAsia="Avenir Next"/>
                 <w:b/>
                 <w:color w:val="003A70"/>
+                <w:sz w:val="22"/>
+                <w:szCs w:val="20"/>
+              </w:rPr>
+              <w:t xml:space="preserve">b.</w:t>
+            </w:r>
+            <w:r>
+              <w:rPr>
+                <w:rFonts w:ascii="Avenir Next" w:hAnsi="Avenir Next" w:cs="Avenir Next" w:eastAsia="Avenir Next"/>
+                <w:color w:val="1A1A1A"/>
                 <w:sz w:val="20"/>
                 <w:szCs w:val="20"/>
               </w:rPr>
-              <w:t xml:space="preserve">b.</w:t>
+              <w:tab/>
+            </w:r>
+            <w:r>
+              <w:rPr>
+                <w:rFonts w:ascii="Avenir Next" w:hAnsi="Avenir Next" w:cs="Avenir Next" w:eastAsia="Avenir Next"/>
+                <w:color w:val="1A1A1A"/>
+                <w:sz w:val="22"/>
+                <w:szCs w:val="20"/>
+              </w:rPr>
+              <w:t xml:space="preserve">10 cm × 10 cm × 4 cm</w:t>
             </w:r>
             <w:r>
               <w:rPr>
@@ -915,7 +937,7 @@
                 <w:sz w:val="20"/>
                 <w:szCs w:val="20"/>
               </w:rPr>
-              <w:tab/>
+              <w:t xml:space="preserve">  </w:t>
             </w:r>
             <w:r>
               <w:rPr>
@@ -923,24 +945,6 @@
                 <w:color w:val="1A1A1A"/>
                 <w:sz w:val="20"/>
                 <w:szCs w:val="20"/>
-              </w:rPr>
-              <w:t xml:space="preserve">10 cm × 10 cm × 4 cm</w:t>
-            </w:r>
-            <w:r>
-              <w:rPr>
-                <w:rFonts w:ascii="Avenir Next" w:hAnsi="Avenir Next" w:cs="Avenir Next" w:eastAsia="Avenir Next"/>
-                <w:color w:val="1A1A1A"/>
-                <w:sz w:val="20"/>
-                <w:szCs w:val="20"/>
-              </w:rPr>
-              <w:t xml:space="preserve">  </w:t>
-            </w:r>
-            <w:r>
-              <w:rPr>
-                <w:rFonts w:ascii="Avenir Next" w:hAnsi="Avenir Next" w:cs="Avenir Next" w:eastAsia="Avenir Next"/>
-                <w:color w:val="1A1A1A"/>
-                <w:sz w:val="20"/>
-                <w:szCs w:val="20"/>
                 <w:u w:val="single"/>
               </w:rPr>
               <w:t xml:space="preserve">              </w:t>
@@ -949,7 +953,7 @@
               <w:rPr>
                 <w:rFonts w:ascii="Avenir Next" w:hAnsi="Avenir Next" w:cs="Avenir Next" w:eastAsia="Avenir Next"/>
                 <w:color w:val="1A1A1A"/>
-                <w:sz w:val="20"/>
+                <w:sz w:val="22"/>
                 <w:szCs w:val="20"/>
               </w:rPr>
               <w:t xml:space="preserve"> cm³</w:t>
@@ -980,10 +984,28 @@
                 <w:rFonts w:ascii="Avenir Next" w:hAnsi="Avenir Next" w:cs="Avenir Next" w:eastAsia="Avenir Next"/>
                 <w:b/>
                 <w:color w:val="003A70"/>
+                <w:sz w:val="22"/>
+                <w:szCs w:val="20"/>
+              </w:rPr>
+              <w:t xml:space="preserve">c.</w:t>
+            </w:r>
+            <w:r>
+              <w:rPr>
+                <w:rFonts w:ascii="Avenir Next" w:hAnsi="Avenir Next" w:cs="Avenir Next" w:eastAsia="Avenir Next"/>
+                <w:color w:val="1A1A1A"/>
                 <w:sz w:val="20"/>
                 <w:szCs w:val="20"/>
               </w:rPr>
-              <w:t xml:space="preserve">c.</w:t>
+              <w:tab/>
+            </w:r>
+            <w:r>
+              <w:rPr>
+                <w:rFonts w:ascii="Avenir Next" w:hAnsi="Avenir Next" w:cs="Avenir Next" w:eastAsia="Avenir Next"/>
+                <w:color w:val="1A1A1A"/>
+                <w:sz w:val="22"/>
+                <w:szCs w:val="20"/>
+              </w:rPr>
+              <w:t xml:space="preserve">6 ft × 6 ft × 6 ft</w:t>
             </w:r>
             <w:r>
               <w:rPr>
@@ -992,7 +1014,7 @@
                 <w:sz w:val="20"/>
                 <w:szCs w:val="20"/>
               </w:rPr>
-              <w:tab/>
+              <w:t xml:space="preserve">  </w:t>
             </w:r>
             <w:r>
               <w:rPr>
@@ -1000,24 +1022,6 @@
                 <w:color w:val="1A1A1A"/>
                 <w:sz w:val="20"/>
                 <w:szCs w:val="20"/>
-              </w:rPr>
-              <w:t xml:space="preserve">6 ft × 6 ft × 6 ft</w:t>
-            </w:r>
-            <w:r>
-              <w:rPr>
-                <w:rFonts w:ascii="Avenir Next" w:hAnsi="Avenir Next" w:cs="Avenir Next" w:eastAsia="Avenir Next"/>
-                <w:color w:val="1A1A1A"/>
-                <w:sz w:val="20"/>
-                <w:szCs w:val="20"/>
-              </w:rPr>
-              <w:t xml:space="preserve">  </w:t>
-            </w:r>
-            <w:r>
-              <w:rPr>
-                <w:rFonts w:ascii="Avenir Next" w:hAnsi="Avenir Next" w:cs="Avenir Next" w:eastAsia="Avenir Next"/>
-                <w:color w:val="1A1A1A"/>
-                <w:sz w:val="20"/>
-                <w:szCs w:val="20"/>
                 <w:u w:val="single"/>
               </w:rPr>
               <w:t xml:space="preserve">              </w:t>
@@ -1026,7 +1030,7 @@
               <w:rPr>
                 <w:rFonts w:ascii="Avenir Next" w:hAnsi="Avenir Next" w:cs="Avenir Next" w:eastAsia="Avenir Next"/>
                 <w:color w:val="1A1A1A"/>
-                <w:sz w:val="20"/>
+                <w:sz w:val="22"/>
                 <w:szCs w:val="20"/>
               </w:rPr>
               <w:t xml:space="preserve"> ft³</w:t>
@@ -1051,10 +1055,28 @@
                 <w:rFonts w:ascii="Avenir Next" w:hAnsi="Avenir Next" w:cs="Avenir Next" w:eastAsia="Avenir Next"/>
                 <w:b/>
                 <w:color w:val="003A70"/>
+                <w:sz w:val="22"/>
+                <w:szCs w:val="20"/>
+              </w:rPr>
+              <w:t xml:space="preserve">d.</w:t>
+            </w:r>
+            <w:r>
+              <w:rPr>
+                <w:rFonts w:ascii="Avenir Next" w:hAnsi="Avenir Next" w:cs="Avenir Next" w:eastAsia="Avenir Next"/>
+                <w:color w:val="1A1A1A"/>
                 <w:sz w:val="20"/>
                 <w:szCs w:val="20"/>
               </w:rPr>
-              <w:t xml:space="preserve">d.</w:t>
+              <w:tab/>
+            </w:r>
+            <w:r>
+              <w:rPr>
+                <w:rFonts w:ascii="Avenir Next" w:hAnsi="Avenir Next" w:cs="Avenir Next" w:eastAsia="Avenir Next"/>
+                <w:color w:val="1A1A1A"/>
+                <w:sz w:val="22"/>
+                <w:szCs w:val="20"/>
+              </w:rPr>
+              <w:t xml:space="preserve">B = 45 m², h = 7 m</w:t>
             </w:r>
             <w:r>
               <w:rPr>
@@ -1063,7 +1085,7 @@
                 <w:sz w:val="20"/>
                 <w:szCs w:val="20"/>
               </w:rPr>
-              <w:tab/>
+              <w:t xml:space="preserve">  </w:t>
             </w:r>
             <w:r>
               <w:rPr>
@@ -1071,24 +1093,6 @@
                 <w:color w:val="1A1A1A"/>
                 <w:sz w:val="20"/>
                 <w:szCs w:val="20"/>
-              </w:rPr>
-              <w:t xml:space="preserve">B = 45 m², h = 7 m</w:t>
-            </w:r>
-            <w:r>
-              <w:rPr>
-                <w:rFonts w:ascii="Avenir Next" w:hAnsi="Avenir Next" w:cs="Avenir Next" w:eastAsia="Avenir Next"/>
-                <w:color w:val="1A1A1A"/>
-                <w:sz w:val="20"/>
-                <w:szCs w:val="20"/>
-              </w:rPr>
-              <w:t xml:space="preserve">  </w:t>
-            </w:r>
-            <w:r>
-              <w:rPr>
-                <w:rFonts w:ascii="Avenir Next" w:hAnsi="Avenir Next" w:cs="Avenir Next" w:eastAsia="Avenir Next"/>
-                <w:color w:val="1A1A1A"/>
-                <w:sz w:val="20"/>
-                <w:szCs w:val="20"/>
                 <w:u w:val="single"/>
               </w:rPr>
               <w:t xml:space="preserve">              </w:t>
@@ -1097,7 +1101,7 @@
               <w:rPr>
                 <w:rFonts w:ascii="Avenir Next" w:hAnsi="Avenir Next" w:cs="Avenir Next" w:eastAsia="Avenir Next"/>
                 <w:color w:val="1A1A1A"/>
-                <w:sz w:val="20"/>
+                <w:sz w:val="22"/>
                 <w:szCs w:val="20"/>
               </w:rPr>
               <w:t xml:space="preserve"> m³</w:t>
@@ -1128,10 +1132,28 @@
                 <w:rFonts w:ascii="Avenir Next" w:hAnsi="Avenir Next" w:cs="Avenir Next" w:eastAsia="Avenir Next"/>
                 <w:b/>
                 <w:color w:val="003A70"/>
+                <w:sz w:val="22"/>
+                <w:szCs w:val="20"/>
+              </w:rPr>
+              <w:t xml:space="preserve">e.</w:t>
+            </w:r>
+            <w:r>
+              <w:rPr>
+                <w:rFonts w:ascii="Avenir Next" w:hAnsi="Avenir Next" w:cs="Avenir Next" w:eastAsia="Avenir Next"/>
+                <w:color w:val="1A1A1A"/>
                 <w:sz w:val="20"/>
                 <w:szCs w:val="20"/>
               </w:rPr>
-              <w:t xml:space="preserve">e.</w:t>
+              <w:tab/>
+            </w:r>
+            <w:r>
+              <w:rPr>
+                <w:rFonts w:ascii="Avenir Next" w:hAnsi="Avenir Next" w:cs="Avenir Next" w:eastAsia="Avenir Next"/>
+                <w:color w:val="1A1A1A"/>
+                <w:sz w:val="22"/>
+                <w:szCs w:val="20"/>
+              </w:rPr>
+              <w:t xml:space="preserve">12 m × 3 m × 5 m</w:t>
             </w:r>
             <w:r>
               <w:rPr>
@@ -1140,7 +1162,7 @@
                 <w:sz w:val="20"/>
                 <w:szCs w:val="20"/>
               </w:rPr>
-              <w:tab/>
+              <w:t xml:space="preserve">  </w:t>
             </w:r>
             <w:r>
               <w:rPr>
@@ -1148,24 +1170,6 @@
                 <w:color w:val="1A1A1A"/>
                 <w:sz w:val="20"/>
                 <w:szCs w:val="20"/>
-              </w:rPr>
-              <w:t xml:space="preserve">12 m × 3 m × 5 m</w:t>
-            </w:r>
-            <w:r>
-              <w:rPr>
-                <w:rFonts w:ascii="Avenir Next" w:hAnsi="Avenir Next" w:cs="Avenir Next" w:eastAsia="Avenir Next"/>
-                <w:color w:val="1A1A1A"/>
-                <w:sz w:val="20"/>
-                <w:szCs w:val="20"/>
-              </w:rPr>
-              <w:t xml:space="preserve">  </w:t>
-            </w:r>
-            <w:r>
-              <w:rPr>
-                <w:rFonts w:ascii="Avenir Next" w:hAnsi="Avenir Next" w:cs="Avenir Next" w:eastAsia="Avenir Next"/>
-                <w:color w:val="1A1A1A"/>
-                <w:sz w:val="20"/>
-                <w:szCs w:val="20"/>
                 <w:u w:val="single"/>
               </w:rPr>
               <w:t xml:space="preserve">              </w:t>
@@ -1174,7 +1178,7 @@
               <w:rPr>
                 <w:rFonts w:ascii="Avenir Next" w:hAnsi="Avenir Next" w:cs="Avenir Next" w:eastAsia="Avenir Next"/>
                 <w:color w:val="1A1A1A"/>
-                <w:sz w:val="20"/>
+                <w:sz w:val="22"/>
                 <w:szCs w:val="20"/>
               </w:rPr>
               <w:t xml:space="preserve"> m³</w:t>
@@ -1199,10 +1203,28 @@
                 <w:rFonts w:ascii="Avenir Next" w:hAnsi="Avenir Next" w:cs="Avenir Next" w:eastAsia="Avenir Next"/>
                 <w:b/>
                 <w:color w:val="003A70"/>
+                <w:sz w:val="22"/>
+                <w:szCs w:val="20"/>
+              </w:rPr>
+              <w:t xml:space="preserve">f.</w:t>
+            </w:r>
+            <w:r>
+              <w:rPr>
+                <w:rFonts w:ascii="Avenir Next" w:hAnsi="Avenir Next" w:cs="Avenir Next" w:eastAsia="Avenir Next"/>
+                <w:color w:val="1A1A1A"/>
                 <w:sz w:val="20"/>
                 <w:szCs w:val="20"/>
               </w:rPr>
-              <w:t xml:space="preserve">f.</w:t>
+              <w:tab/>
+            </w:r>
+            <w:r>
+              <w:rPr>
+                <w:rFonts w:ascii="Avenir Next" w:hAnsi="Avenir Next" w:cs="Avenir Next" w:eastAsia="Avenir Next"/>
+                <w:color w:val="1A1A1A"/>
+                <w:sz w:val="22"/>
+                <w:szCs w:val="20"/>
+              </w:rPr>
+              <w:t xml:space="preserve">B = 32 in², h = 9 in</w:t>
             </w:r>
             <w:r>
               <w:rPr>
@@ -1211,7 +1233,7 @@
                 <w:sz w:val="20"/>
                 <w:szCs w:val="20"/>
               </w:rPr>
-              <w:tab/>
+              <w:t xml:space="preserve">  </w:t>
             </w:r>
             <w:r>
               <w:rPr>
@@ -1219,24 +1241,6 @@
                 <w:color w:val="1A1A1A"/>
                 <w:sz w:val="20"/>
                 <w:szCs w:val="20"/>
-              </w:rPr>
-              <w:t xml:space="preserve">B = 32 in², h = 9 in</w:t>
-            </w:r>
-            <w:r>
-              <w:rPr>
-                <w:rFonts w:ascii="Avenir Next" w:hAnsi="Avenir Next" w:cs="Avenir Next" w:eastAsia="Avenir Next"/>
-                <w:color w:val="1A1A1A"/>
-                <w:sz w:val="20"/>
-                <w:szCs w:val="20"/>
-              </w:rPr>
-              <w:t xml:space="preserve">  </w:t>
-            </w:r>
-            <w:r>
-              <w:rPr>
-                <w:rFonts w:ascii="Avenir Next" w:hAnsi="Avenir Next" w:cs="Avenir Next" w:eastAsia="Avenir Next"/>
-                <w:color w:val="1A1A1A"/>
-                <w:sz w:val="20"/>
-                <w:szCs w:val="20"/>
                 <w:u w:val="single"/>
               </w:rPr>
               <w:t xml:space="preserve">              </w:t>
@@ -1245,7 +1249,7 @@
               <w:rPr>
                 <w:rFonts w:ascii="Avenir Next" w:hAnsi="Avenir Next" w:cs="Avenir Next" w:eastAsia="Avenir Next"/>
                 <w:color w:val="1A1A1A"/>
-                <w:sz w:val="20"/>
+                <w:sz w:val="22"/>
                 <w:szCs w:val="20"/>
               </w:rPr>
               <w:t xml:space="preserve"> in³</w:t>
@@ -1312,18 +1316,18 @@
                 <w:rFonts w:ascii="Avenir Next" w:hAnsi="Avenir Next" w:cs="Avenir Next" w:eastAsia="Avenir Next"/>
                 <w:b/>
                 <w:color w:val="1A1A1A"/>
+                <w:sz w:val="22"/>
+                <w:szCs w:val="20"/>
+              </w:rPr>
+              <w:t xml:space="preserve">3.</w:t>
+            </w:r>
+            <w:r>
+              <w:rPr>
+                <w:rFonts w:ascii="Avenir Next" w:hAnsi="Avenir Next" w:cs="Avenir Next" w:eastAsia="Avenir Next"/>
+                <w:color w:val="1A1A1A"/>
                 <w:sz w:val="20"/>
                 <w:szCs w:val="20"/>
               </w:rPr>
-              <w:t xml:space="preserve">3.</w:t>
-            </w:r>
-            <w:r>
-              <w:rPr>
-                <w:rFonts w:ascii="Avenir Next" w:hAnsi="Avenir Next" w:cs="Avenir Next" w:eastAsia="Avenir Next"/>
-                <w:color w:val="1A1A1A"/>
-                <w:sz w:val="20"/>
-                <w:szCs w:val="20"/>
-              </w:rPr>
               <w:tab/>
             </w:r>
             <w:r>
@@ -1331,7 +1335,7 @@
                 <w:rFonts w:ascii="Avenir Next" w:hAnsi="Avenir Next" w:cs="Avenir Next" w:eastAsia="Avenir Next"/>
                 <w:b/>
                 <w:color w:val="1A1A1A"/>
-                <w:sz w:val="20"/>
+                <w:sz w:val="22"/>
                 <w:szCs w:val="20"/>
               </w:rPr>
               <w:t xml:space="preserve">Sandbox.  </w:t>
@@ -1340,7 +1344,7 @@
               <w:rPr>
                 <w:rFonts w:ascii="Avenir Next" w:hAnsi="Avenir Next" w:cs="Avenir Next" w:eastAsia="Avenir Next"/>
                 <w:color w:val="1A1A1A"/>
-                <w:sz w:val="20"/>
+                <w:sz w:val="22"/>
                 <w:szCs w:val="20"/>
               </w:rPr>
               <w:t xml:space="preserve">A sandbox is 6 ft long, 4 ft wide, and 1 ft deep. One bag of sand fills 2 ft³. How many bags fill the sandbox?</w:t>
@@ -1417,25 +1421,25 @@
                 <w:rFonts w:ascii="Avenir Next" w:hAnsi="Avenir Next" w:cs="Avenir Next" w:eastAsia="Avenir Next"/>
                 <w:b/>
                 <w:color w:val="1A1A1A"/>
+                <w:sz w:val="22"/>
+                <w:szCs w:val="18"/>
+              </w:rPr>
+              <w:t xml:space="preserve">Answer</w:t>
+            </w:r>
+            <w:r>
+              <w:rPr>
+                <w:rFonts w:ascii="Avenir Next" w:hAnsi="Avenir Next" w:cs="Avenir Next" w:eastAsia="Avenir Next"/>
+                <w:color w:val="1A1A1A"/>
                 <w:sz w:val="18"/>
                 <w:szCs w:val="18"/>
               </w:rPr>
-              <w:t xml:space="preserve">Answer</w:t>
-            </w:r>
-            <w:r>
-              <w:rPr>
-                <w:rFonts w:ascii="Avenir Next" w:hAnsi="Avenir Next" w:cs="Avenir Next" w:eastAsia="Avenir Next"/>
-                <w:color w:val="1A1A1A"/>
-                <w:sz w:val="18"/>
-                <w:szCs w:val="18"/>
-              </w:rPr>
               <w:tab/>
             </w:r>
             <w:r>
               <w:rPr>
                 <w:rFonts w:ascii="Avenir Next" w:hAnsi="Avenir Next" w:cs="Avenir Next" w:eastAsia="Avenir Next"/>
                 <w:color w:val="1A1A1A"/>
-                <w:sz w:val="18"/>
+                <w:sz w:val="22"/>
                 <w:szCs w:val="18"/>
               </w:rPr>
               <w:t xml:space="preserve">  bags</w:t>
@@ -1459,7 +1463,7 @@
               <w:drawing>
                 <wp:inline distT="0" distB="0" distL="0" distR="0">
                   <wp:extent cx="1920240" cy="795001"/>
-                  <wp:docPr id="2" name="Figure 2"/>
+                  <wp:docPr id="2" name="Figure 2" descr="Rectangular prism. Length 6 ft, width 4 ft, height 1 ft."/>
                   <a:graphic xmlns:a="http://schemas.openxmlformats.org/drawingml/2006/main">
                     <a:graphicData uri="http://schemas.openxmlformats.org/drawingml/2006/picture">
                       <pic:pic xmlns:pic="http://schemas.openxmlformats.org/drawingml/2006/picture">
@@ -1511,18 +1515,18 @@
           <w:rFonts w:ascii="Avenir Next" w:hAnsi="Avenir Next" w:cs="Avenir Next" w:eastAsia="Avenir Next"/>
           <w:b/>
           <w:color w:val="1A1A1A"/>
+          <w:sz w:val="22"/>
+          <w:szCs w:val="20"/>
+        </w:rPr>
+        <w:t xml:space="preserve">4.</w:t>
+      </w:r>
+      <w:r>
+        <w:rPr>
+          <w:rFonts w:ascii="Avenir Next" w:hAnsi="Avenir Next" w:cs="Avenir Next" w:eastAsia="Avenir Next"/>
+          <w:color w:val="1A1A1A"/>
           <w:sz w:val="20"/>
           <w:szCs w:val="20"/>
         </w:rPr>
-        <w:t xml:space="preserve">4.</w:t>
-      </w:r>
-      <w:r>
-        <w:rPr>
-          <w:rFonts w:ascii="Avenir Next" w:hAnsi="Avenir Next" w:cs="Avenir Next" w:eastAsia="Avenir Next"/>
-          <w:color w:val="1A1A1A"/>
-          <w:sz w:val="20"/>
-          <w:szCs w:val="20"/>
-        </w:rPr>
         <w:tab/>
       </w:r>
       <w:r>
@@ -1530,7 +1534,7 @@
           <w:rFonts w:ascii="Avenir Next" w:hAnsi="Avenir Next" w:cs="Avenir Next" w:eastAsia="Avenir Next"/>
           <w:b/>
           <w:color w:val="1A1A1A"/>
-          <w:sz w:val="20"/>
+          <w:sz w:val="22"/>
           <w:szCs w:val="20"/>
         </w:rPr>
         <w:t xml:space="preserve">Fish Tank.  </w:t>
@@ -1539,7 +1543,7 @@
         <w:rPr>
           <w:rFonts w:ascii="Avenir Next" w:hAnsi="Avenir Next" w:cs="Avenir Next" w:eastAsia="Avenir Next"/>
           <w:color w:val="1A1A1A"/>
-          <w:sz w:val="20"/>
+          <w:sz w:val="22"/>
           <w:szCs w:val="20"/>
         </w:rPr>
         <w:t xml:space="preserve">A fish tank is 20 in long and 10 in wide. It holds 3,000 in³ of water when full. How tall is the tank?</w:t>
@@ -1558,25 +1562,25 @@
           <w:rFonts w:ascii="Avenir Next" w:hAnsi="Avenir Next" w:cs="Avenir Next" w:eastAsia="Avenir Next"/>
           <w:b/>
           <w:color w:val="1A1A1A"/>
+          <w:sz w:val="22"/>
+          <w:szCs w:val="18"/>
+        </w:rPr>
+        <w:t xml:space="preserve">Answer</w:t>
+      </w:r>
+      <w:r>
+        <w:rPr>
+          <w:rFonts w:ascii="Avenir Next" w:hAnsi="Avenir Next" w:cs="Avenir Next" w:eastAsia="Avenir Next"/>
+          <w:color w:val="1A1A1A"/>
           <w:sz w:val="18"/>
           <w:szCs w:val="18"/>
         </w:rPr>
-        <w:t xml:space="preserve">Answer</w:t>
-      </w:r>
-      <w:r>
-        <w:rPr>
-          <w:rFonts w:ascii="Avenir Next" w:hAnsi="Avenir Next" w:cs="Avenir Next" w:eastAsia="Avenir Next"/>
-          <w:color w:val="1A1A1A"/>
-          <w:sz w:val="18"/>
-          <w:szCs w:val="18"/>
-        </w:rPr>
         <w:tab/>
       </w:r>
       <w:r>
         <w:rPr>
           <w:rFonts w:ascii="Avenir Next" w:hAnsi="Avenir Next" w:cs="Avenir Next" w:eastAsia="Avenir Next"/>
           <w:color w:val="1A1A1A"/>
-          <w:sz w:val="18"/>
+          <w:sz w:val="22"/>
           <w:szCs w:val="18"/>
         </w:rPr>
         <w:t xml:space="preserve">  in</w:t>
@@ -1601,18 +1605,18 @@
           <w:rFonts w:ascii="Avenir Next" w:hAnsi="Avenir Next" w:cs="Avenir Next" w:eastAsia="Avenir Next"/>
           <w:b/>
           <w:color w:val="1A1A1A"/>
+          <w:sz w:val="22"/>
+          <w:szCs w:val="20"/>
+        </w:rPr>
+        <w:t xml:space="preserve">5.</w:t>
+      </w:r>
+      <w:r>
+        <w:rPr>
+          <w:rFonts w:ascii="Avenir Next" w:hAnsi="Avenir Next" w:cs="Avenir Next" w:eastAsia="Avenir Next"/>
+          <w:color w:val="1A1A1A"/>
           <w:sz w:val="20"/>
           <w:szCs w:val="20"/>
         </w:rPr>
-        <w:t xml:space="preserve">5.</w:t>
-      </w:r>
-      <w:r>
-        <w:rPr>
-          <w:rFonts w:ascii="Avenir Next" w:hAnsi="Avenir Next" w:cs="Avenir Next" w:eastAsia="Avenir Next"/>
-          <w:color w:val="1A1A1A"/>
-          <w:sz w:val="20"/>
-          <w:szCs w:val="20"/>
-        </w:rPr>
         <w:tab/>
       </w:r>
       <w:r>
@@ -1620,7 +1624,7 @@
           <w:rFonts w:ascii="Avenir Next" w:hAnsi="Avenir Next" w:cs="Avenir Next" w:eastAsia="Avenir Next"/>
           <w:b/>
           <w:color w:val="1A1A1A"/>
-          <w:sz w:val="20"/>
+          <w:sz w:val="22"/>
           <w:szCs w:val="20"/>
         </w:rPr>
         <w:t xml:space="preserve">Compare.  </w:t>
@@ -1629,7 +1633,7 @@
         <w:rPr>
           <w:rFonts w:ascii="Avenir Next" w:hAnsi="Avenir Next" w:cs="Avenir Next" w:eastAsia="Avenir Next"/>
           <w:color w:val="1A1A1A"/>
-          <w:sz w:val="20"/>
+          <w:sz w:val="22"/>
           <w:szCs w:val="20"/>
         </w:rPr>
         <w:t xml:space="preserve">Box A is 6 in × 4 in × 2 in. Box B is 3 in × 4 in × 4 in. Mika says Box A holds more because it is longer. Is she right? Explain.</w:t>
@@ -1750,6 +1754,7 @@
           </w:tcPr>
           <w:p>
             <w:pPr>
+              <w:pStyle w:val="Heading2"/>
               <w:spacing w:before="0" w:after="0" w:line="240" w:lineRule="auto"/>
             </w:pPr>
             <w:r>
@@ -1787,7 +1792,7 @@
               <w:rPr>
                 <w:rFonts w:ascii="Avenir Next" w:hAnsi="Avenir Next" w:cs="Avenir Next" w:eastAsia="Avenir Next"/>
                 <w:color w:val="1A1A1A"/>
-                <w:sz w:val="17"/>
+                <w:sz w:val="22"/>
                 <w:szCs w:val="17"/>
               </w:rPr>
               <w:t xml:space="preserve">  I can do this on my own</w:t>
@@ -1816,7 +1821,7 @@
               <w:rPr>
                 <w:rFonts w:ascii="Avenir Next" w:hAnsi="Avenir Next" w:cs="Avenir Next" w:eastAsia="Avenir Next"/>
                 <w:color w:val="1A1A1A"/>
-                <w:sz w:val="17"/>
+                <w:sz w:val="22"/>
                 <w:szCs w:val="17"/>
               </w:rPr>
               <w:t xml:space="preserve">  I need a little help</w:t>
@@ -1845,7 +1850,7 @@
               <w:rPr>
                 <w:rFonts w:ascii="Avenir Next" w:hAnsi="Avenir Next" w:cs="Avenir Next" w:eastAsia="Avenir Next"/>
                 <w:color w:val="1A1A1A"/>
-                <w:sz w:val="17"/>
+                <w:sz w:val="22"/>
                 <w:szCs w:val="17"/>
               </w:rPr>
               <w:t xml:space="preserve">  I have a question about #</w:t>
@@ -1883,7 +1888,7 @@
         <w:rPr>
           <w:rFonts w:ascii="Avenir Next" w:hAnsi="Avenir Next" w:cs="Avenir Next" w:eastAsia="Avenir Next"/>
           <w:color w:val="5A5F66"/>
-          <w:sz w:val="17"/>
+          <w:sz w:val="22"/>
           <w:szCs w:val="17"/>
         </w:rPr>
         <w:t xml:space="preserve">Find a box at home. Measure or estimate its length, width, and height, and find its volume.</w:t>
@@ -1903,10 +1908,28 @@
         <w:rPr>
           <w:rFonts w:ascii="Avenir Next" w:hAnsi="Avenir Next" w:cs="Avenir Next" w:eastAsia="Avenir Next"/>
           <w:color w:val="1A1A1A"/>
+          <w:sz w:val="22"/>
+          <w:szCs w:val="20"/>
+        </w:rPr>
+        <w:t xml:space="preserve">Name</w:t>
+      </w:r>
+      <w:r>
+        <w:rPr>
+          <w:rFonts w:ascii="Avenir Next" w:hAnsi="Avenir Next" w:cs="Avenir Next" w:eastAsia="Avenir Next"/>
+          <w:color w:val="1A1A1A"/>
           <w:sz w:val="20"/>
           <w:szCs w:val="20"/>
         </w:rPr>
-        <w:t xml:space="preserve">Name</w:t>
+        <w:tab/>
+      </w:r>
+      <w:r>
+        <w:rPr>
+          <w:rFonts w:ascii="Avenir Next" w:hAnsi="Avenir Next" w:cs="Avenir Next" w:eastAsia="Avenir Next"/>
+          <w:color w:val="1A1A1A"/>
+          <w:sz w:val="22"/>
+          <w:szCs w:val="20"/>
+        </w:rPr>
+        <w:t xml:space="preserve">   Date</w:t>
       </w:r>
       <w:r>
         <w:rPr>
@@ -1921,25 +1944,7 @@
         <w:rPr>
           <w:rFonts w:ascii="Avenir Next" w:hAnsi="Avenir Next" w:cs="Avenir Next" w:eastAsia="Avenir Next"/>
           <w:color w:val="1A1A1A"/>
-          <w:sz w:val="20"/>
-          <w:szCs w:val="20"/>
-        </w:rPr>
-        <w:t xml:space="preserve">   Date</w:t>
-      </w:r>
-      <w:r>
-        <w:rPr>
-          <w:rFonts w:ascii="Avenir Next" w:hAnsi="Avenir Next" w:cs="Avenir Next" w:eastAsia="Avenir Next"/>
-          <w:color w:val="1A1A1A"/>
-          <w:sz w:val="20"/>
-          <w:szCs w:val="20"/>
-        </w:rPr>
-        <w:tab/>
-      </w:r>
-      <w:r>
-        <w:rPr>
-          <w:rFonts w:ascii="Avenir Next" w:hAnsi="Avenir Next" w:cs="Avenir Next" w:eastAsia="Avenir Next"/>
-          <w:color w:val="1A1A1A"/>
-          <w:sz w:val="20"/>
+          <w:sz w:val="22"/>
           <w:szCs w:val="20"/>
         </w:rPr>
         <w:t xml:space="preserve">   Period</w:t>
@@ -1966,7 +1971,7 @@
           <w:caps/>
           <w:color w:val="003A70"/>
           <w:spacing w:val="12"/>
-          <w:sz w:val="19"/>
+          <w:sz w:val="22"/>
           <w:szCs w:val="19"/>
         </w:rPr>
         <w:t xml:space="preserve">Lesson 5-5  ·  Homework Packet  ·  Sheet 2 of 2</w:t>
@@ -1974,6 +1979,7 @@
     </w:p>
     <w:p>
       <w:pPr>
+        <w:pStyle w:val="Heading1"/>
         <w:keepNext/>
         <w:spacing w:before="0" w:after="0" w:line="240" w:lineRule="auto"/>
       </w:pPr>
@@ -1999,7 +2005,7 @@
         <w:rPr>
           <w:rFonts w:ascii="Avenir Next" w:hAnsi="Avenir Next" w:cs="Avenir Next" w:eastAsia="Avenir Next"/>
           <w:color w:val="5A5F66"/>
-          <w:sz w:val="17"/>
+          <w:sz w:val="22"/>
           <w:szCs w:val="17"/>
         </w:rPr>
         <w:t xml:space="preserve">Maryland Standard 6.G.A.2   ·   Learning target — I can find a missing edge of a prism and find volumes with fractional edge lengths.</w:t>
@@ -2046,6 +2052,7 @@
           </w:tcPr>
           <w:p>
             <w:pPr>
+              <w:pStyle w:val="Heading2"/>
               <w:spacing w:before="0" w:after="0" w:line="240" w:lineRule="auto"/>
             </w:pPr>
             <w:r>
@@ -2073,35 +2080,35 @@
                 <w:rFonts w:ascii="Avenir Next" w:hAnsi="Avenir Next" w:cs="Avenir Next" w:eastAsia="Avenir Next"/>
                 <w:b/>
                 <w:color w:val="003A70"/>
+                <w:sz w:val="22"/>
+                <w:szCs w:val="18"/>
+              </w:rPr>
+              <w:t xml:space="preserve">•</w:t>
+            </w:r>
+            <w:r>
+              <w:rPr>
+                <w:rFonts w:ascii="Avenir Next" w:hAnsi="Avenir Next" w:cs="Avenir Next" w:eastAsia="Avenir Next"/>
+                <w:color w:val="1A1A1A"/>
                 <w:sz w:val="18"/>
                 <w:szCs w:val="18"/>
               </w:rPr>
-              <w:t xml:space="preserve">•</w:t>
-            </w:r>
-            <w:r>
-              <w:rPr>
-                <w:rFonts w:ascii="Avenir Next" w:hAnsi="Avenir Next" w:cs="Avenir Next" w:eastAsia="Avenir Next"/>
-                <w:color w:val="1A1A1A"/>
-                <w:sz w:val="18"/>
+              <w:tab/>
+            </w:r>
+            <w:r>
+              <w:rPr>
+                <w:rFonts w:ascii="Avenir Next" w:hAnsi="Avenir Next" w:cs="Avenir Next" w:eastAsia="Avenir Next"/>
+                <w:b/>
+                <w:color w:val="1A1A1A"/>
+                <w:sz w:val="22"/>
                 <w:szCs w:val="18"/>
               </w:rPr>
-              <w:tab/>
-            </w:r>
-            <w:r>
-              <w:rPr>
-                <w:rFonts w:ascii="Avenir Next" w:hAnsi="Avenir Next" w:cs="Avenir Next" w:eastAsia="Avenir Next"/>
-                <w:b/>
-                <w:color w:val="1A1A1A"/>
-                <w:sz w:val="18"/>
-                <w:szCs w:val="18"/>
-              </w:rPr>
               <w:t xml:space="preserve">V = l × w × h</w:t>
             </w:r>
             <w:r>
               <w:rPr>
                 <w:rFonts w:ascii="Avenir Next" w:hAnsi="Avenir Next" w:cs="Avenir Next" w:eastAsia="Avenir Next"/>
                 <w:color w:val="1A1A1A"/>
-                <w:sz w:val="18"/>
+                <w:sz w:val="22"/>
                 <w:szCs w:val="18"/>
               </w:rPr>
               <w:t xml:space="preserve"> works with fractions too. Write mixed numbers as fractions first.</w:t>
@@ -2120,44 +2127,44 @@
                 <w:rFonts w:ascii="Avenir Next" w:hAnsi="Avenir Next" w:cs="Avenir Next" w:eastAsia="Avenir Next"/>
                 <w:b/>
                 <w:color w:val="003A70"/>
+                <w:sz w:val="22"/>
+                <w:szCs w:val="18"/>
+              </w:rPr>
+              <w:t xml:space="preserve">•</w:t>
+            </w:r>
+            <w:r>
+              <w:rPr>
+                <w:rFonts w:ascii="Avenir Next" w:hAnsi="Avenir Next" w:cs="Avenir Next" w:eastAsia="Avenir Next"/>
+                <w:color w:val="1A1A1A"/>
                 <w:sz w:val="18"/>
                 <w:szCs w:val="18"/>
               </w:rPr>
-              <w:t xml:space="preserve">•</w:t>
-            </w:r>
-            <w:r>
-              <w:rPr>
-                <w:rFonts w:ascii="Avenir Next" w:hAnsi="Avenir Next" w:cs="Avenir Next" w:eastAsia="Avenir Next"/>
-                <w:color w:val="1A1A1A"/>
-                <w:sz w:val="18"/>
+              <w:tab/>
+            </w:r>
+            <w:r>
+              <w:rPr>
+                <w:rFonts w:ascii="Avenir Next" w:hAnsi="Avenir Next" w:cs="Avenir Next" w:eastAsia="Avenir Next"/>
+                <w:color w:val="1A1A1A"/>
+                <w:sz w:val="22"/>
                 <w:szCs w:val="18"/>
               </w:rPr>
-              <w:tab/>
-            </w:r>
-            <w:r>
-              <w:rPr>
-                <w:rFonts w:ascii="Avenir Next" w:hAnsi="Avenir Next" w:cs="Avenir Next" w:eastAsia="Avenir Next"/>
-                <w:color w:val="1A1A1A"/>
-                <w:sz w:val="18"/>
+              <w:t xml:space="preserve">Missing edge: </w:t>
+            </w:r>
+            <w:r>
+              <w:rPr>
+                <w:rFonts w:ascii="Avenir Next" w:hAnsi="Avenir Next" w:cs="Avenir Next" w:eastAsia="Avenir Next"/>
+                <w:b/>
+                <w:color w:val="1A1A1A"/>
+                <w:sz w:val="22"/>
                 <w:szCs w:val="18"/>
               </w:rPr>
-              <w:t xml:space="preserve">Missing edge: </w:t>
-            </w:r>
-            <w:r>
-              <w:rPr>
-                <w:rFonts w:ascii="Avenir Next" w:hAnsi="Avenir Next" w:cs="Avenir Next" w:eastAsia="Avenir Next"/>
-                <w:b/>
-                <w:color w:val="1A1A1A"/>
-                <w:sz w:val="18"/>
-                <w:szCs w:val="18"/>
-              </w:rPr>
               <w:t xml:space="preserve">divide</w:t>
             </w:r>
             <w:r>
               <w:rPr>
                 <w:rFonts w:ascii="Avenir Next" w:hAnsi="Avenir Next" w:cs="Avenir Next" w:eastAsia="Avenir Next"/>
                 <w:color w:val="1A1A1A"/>
-                <w:sz w:val="18"/>
+                <w:sz w:val="22"/>
                 <w:szCs w:val="18"/>
               </w:rPr>
               <w:t xml:space="preserve"> the volume by the product of the other two edges.</w:t>
@@ -2172,6 +2179,7 @@
           </w:tcPr>
           <w:p>
             <w:pPr>
+              <w:pStyle w:val="Heading2"/>
               <w:spacing w:before="0" w:after="0" w:line="240" w:lineRule="auto"/>
             </w:pPr>
             <w:r>
@@ -2194,7 +2202,7 @@
               <w:rPr>
                 <w:rFonts w:ascii="Avenir Next" w:hAnsi="Avenir Next" w:cs="Avenir Next" w:eastAsia="Avenir Next"/>
                 <w:color w:val="1A1A1A"/>
-                <w:sz w:val="17"/>
+                <w:sz w:val="22"/>
                 <w:szCs w:val="17"/>
               </w:rPr>
               <w:t xml:space="preserve">A box is 2 ½ ft × 2 ft × 1 ½ ft. Find its volume.</w:t>
@@ -2213,25 +2221,25 @@
                 <w:rFonts w:ascii="Avenir Next" w:hAnsi="Avenir Next" w:cs="Avenir Next" w:eastAsia="Avenir Next"/>
                 <w:b/>
                 <w:color w:val="003A70"/>
+                <w:sz w:val="22"/>
+                <w:szCs w:val="17"/>
+              </w:rPr>
+              <w:t xml:space="preserve">Step 1</w:t>
+            </w:r>
+            <w:r>
+              <w:rPr>
+                <w:rFonts w:ascii="Avenir Next" w:hAnsi="Avenir Next" w:cs="Avenir Next" w:eastAsia="Avenir Next"/>
+                <w:color w:val="1A1A1A"/>
                 <w:sz w:val="17"/>
                 <w:szCs w:val="17"/>
               </w:rPr>
-              <w:t xml:space="preserve">Step 1</w:t>
-            </w:r>
-            <w:r>
-              <w:rPr>
-                <w:rFonts w:ascii="Avenir Next" w:hAnsi="Avenir Next" w:cs="Avenir Next" w:eastAsia="Avenir Next"/>
-                <w:color w:val="1A1A1A"/>
-                <w:sz w:val="17"/>
-                <w:szCs w:val="17"/>
-              </w:rPr>
               <w:tab/>
             </w:r>
             <w:r>
               <w:rPr>
                 <w:rFonts w:ascii="Avenir Next" w:hAnsi="Avenir Next" w:cs="Avenir Next" w:eastAsia="Avenir Next"/>
                 <w:color w:val="1A1A1A"/>
-                <w:sz w:val="17"/>
+                <w:sz w:val="22"/>
                 <w:szCs w:val="17"/>
               </w:rPr>
               <w:t xml:space="preserve">Write as fractions: 5/2 × 2/1 × 3/2</w:t>
@@ -2250,25 +2258,25 @@
                 <w:rFonts w:ascii="Avenir Next" w:hAnsi="Avenir Next" w:cs="Avenir Next" w:eastAsia="Avenir Next"/>
                 <w:b/>
                 <w:color w:val="003A70"/>
+                <w:sz w:val="22"/>
+                <w:szCs w:val="17"/>
+              </w:rPr>
+              <w:t xml:space="preserve">Step 2</w:t>
+            </w:r>
+            <w:r>
+              <w:rPr>
+                <w:rFonts w:ascii="Avenir Next" w:hAnsi="Avenir Next" w:cs="Avenir Next" w:eastAsia="Avenir Next"/>
+                <w:color w:val="1A1A1A"/>
                 <w:sz w:val="17"/>
                 <w:szCs w:val="17"/>
               </w:rPr>
-              <w:t xml:space="preserve">Step 2</w:t>
-            </w:r>
-            <w:r>
-              <w:rPr>
-                <w:rFonts w:ascii="Avenir Next" w:hAnsi="Avenir Next" w:cs="Avenir Next" w:eastAsia="Avenir Next"/>
-                <w:color w:val="1A1A1A"/>
-                <w:sz w:val="17"/>
-                <w:szCs w:val="17"/>
-              </w:rPr>
               <w:tab/>
             </w:r>
             <w:r>
               <w:rPr>
                 <w:rFonts w:ascii="Avenir Next" w:hAnsi="Avenir Next" w:cs="Avenir Next" w:eastAsia="Avenir Next"/>
                 <w:color w:val="1A1A1A"/>
-                <w:sz w:val="17"/>
+                <w:sz w:val="22"/>
                 <w:szCs w:val="17"/>
               </w:rPr>
               <w:t xml:space="preserve">Multiply: (5 × 2 × 3)/(2 × 1 × 2) = 30/4</w:t>
@@ -2287,25 +2295,25 @@
                 <w:rFonts w:ascii="Avenir Next" w:hAnsi="Avenir Next" w:cs="Avenir Next" w:eastAsia="Avenir Next"/>
                 <w:b/>
                 <w:color w:val="003A70"/>
+                <w:sz w:val="22"/>
+                <w:szCs w:val="17"/>
+              </w:rPr>
+              <w:t xml:space="preserve">Step 3</w:t>
+            </w:r>
+            <w:r>
+              <w:rPr>
+                <w:rFonts w:ascii="Avenir Next" w:hAnsi="Avenir Next" w:cs="Avenir Next" w:eastAsia="Avenir Next"/>
+                <w:color w:val="1A1A1A"/>
                 <w:sz w:val="17"/>
                 <w:szCs w:val="17"/>
               </w:rPr>
-              <w:t xml:space="preserve">Step 3</w:t>
-            </w:r>
-            <w:r>
-              <w:rPr>
-                <w:rFonts w:ascii="Avenir Next" w:hAnsi="Avenir Next" w:cs="Avenir Next" w:eastAsia="Avenir Next"/>
-                <w:color w:val="1A1A1A"/>
-                <w:sz w:val="17"/>
-                <w:szCs w:val="17"/>
-              </w:rPr>
               <w:tab/>
             </w:r>
             <w:r>
               <w:rPr>
                 <w:rFonts w:ascii="Avenir Next" w:hAnsi="Avenir Next" w:cs="Avenir Next" w:eastAsia="Avenir Next"/>
                 <w:color w:val="1A1A1A"/>
-                <w:sz w:val="17"/>
+                <w:sz w:val="22"/>
                 <w:szCs w:val="17"/>
               </w:rPr>
               <w:t xml:space="preserve">Simplify: 30/4 = 7 ½</w:t>
@@ -2324,18 +2332,18 @@
                 <w:rFonts w:ascii="Avenir Next" w:hAnsi="Avenir Next" w:cs="Avenir Next" w:eastAsia="Avenir Next"/>
                 <w:b/>
                 <w:color w:val="1A1A1A"/>
+                <w:sz w:val="22"/>
+                <w:szCs w:val="17"/>
+              </w:rPr>
+              <w:t xml:space="preserve">Answer</w:t>
+            </w:r>
+            <w:r>
+              <w:rPr>
+                <w:rFonts w:ascii="Avenir Next" w:hAnsi="Avenir Next" w:cs="Avenir Next" w:eastAsia="Avenir Next"/>
+                <w:color w:val="1A1A1A"/>
                 <w:sz w:val="17"/>
                 <w:szCs w:val="17"/>
               </w:rPr>
-              <w:t xml:space="preserve">Answer</w:t>
-            </w:r>
-            <w:r>
-              <w:rPr>
-                <w:rFonts w:ascii="Avenir Next" w:hAnsi="Avenir Next" w:cs="Avenir Next" w:eastAsia="Avenir Next"/>
-                <w:color w:val="1A1A1A"/>
-                <w:sz w:val="17"/>
-                <w:szCs w:val="17"/>
-              </w:rPr>
               <w:tab/>
             </w:r>
             <w:r>
@@ -2343,7 +2351,7 @@
                 <w:rFonts w:ascii="Avenir Next" w:hAnsi="Avenir Next" w:cs="Avenir Next" w:eastAsia="Avenir Next"/>
                 <w:b/>
                 <w:color w:val="1A1A1A"/>
-                <w:sz w:val="17"/>
+                <w:sz w:val="22"/>
                 <w:szCs w:val="17"/>
               </w:rPr>
               <w:t xml:space="preserve">7 ½ ft³</w:t>
@@ -2354,6 +2362,7 @@
     </w:tbl>
     <w:p>
       <w:pPr>
+        <w:pStyle w:val="Heading2"/>
         <w:keepNext/>
         <w:pBdr>
           <w:bottom w:val="single" w:sz="8" w:space="3" w:color="003A70"/>
@@ -2369,7 +2378,7 @@
           <w:b/>
           <w:color w:val="003A70"/>
           <w:spacing w:val="14"/>
-          <w:sz w:val="19"/>
+          <w:sz w:val="22"/>
           <w:szCs w:val="19"/>
         </w:rPr>
         <w:t xml:space="preserve">PRACTICE</w:t>
@@ -2388,7 +2397,7 @@
           <w:rFonts w:ascii="Avenir Next" w:hAnsi="Avenir Next" w:cs="Avenir Next" w:eastAsia="Avenir Next"/>
           <w:i/>
           <w:color w:val="5A5F66"/>
-          <w:sz w:val="17"/>
+          <w:sz w:val="22"/>
           <w:szCs w:val="17"/>
         </w:rPr>
         <w:t xml:space="preserve">show your work · label units</w:t>
@@ -2447,25 +2456,25 @@
                 <w:rFonts w:ascii="Avenir Next" w:hAnsi="Avenir Next" w:cs="Avenir Next" w:eastAsia="Avenir Next"/>
                 <w:b/>
                 <w:color w:val="1A1A1A"/>
+                <w:sz w:val="22"/>
+                <w:szCs w:val="20"/>
+              </w:rPr>
+              <w:t xml:space="preserve">1.</w:t>
+            </w:r>
+            <w:r>
+              <w:rPr>
+                <w:rFonts w:ascii="Avenir Next" w:hAnsi="Avenir Next" w:cs="Avenir Next" w:eastAsia="Avenir Next"/>
+                <w:color w:val="1A1A1A"/>
                 <w:sz w:val="20"/>
                 <w:szCs w:val="20"/>
               </w:rPr>
-              <w:t xml:space="preserve">1.</w:t>
-            </w:r>
-            <w:r>
-              <w:rPr>
-                <w:rFonts w:ascii="Avenir Next" w:hAnsi="Avenir Next" w:cs="Avenir Next" w:eastAsia="Avenir Next"/>
-                <w:color w:val="1A1A1A"/>
-                <w:sz w:val="20"/>
-                <w:szCs w:val="20"/>
-              </w:rPr>
               <w:tab/>
             </w:r>
             <w:r>
               <w:rPr>
                 <w:rFonts w:ascii="Avenir Next" w:hAnsi="Avenir Next" w:cs="Avenir Next" w:eastAsia="Avenir Next"/>
                 <w:color w:val="1A1A1A"/>
-                <w:sz w:val="20"/>
+                <w:sz w:val="22"/>
                 <w:szCs w:val="20"/>
               </w:rPr>
               <w:t xml:space="preserve">Find the volume of the prism.</w:t>
@@ -2542,25 +2551,25 @@
                 <w:rFonts w:ascii="Avenir Next" w:hAnsi="Avenir Next" w:cs="Avenir Next" w:eastAsia="Avenir Next"/>
                 <w:b/>
                 <w:color w:val="1A1A1A"/>
+                <w:sz w:val="22"/>
+                <w:szCs w:val="18"/>
+              </w:rPr>
+              <w:t xml:space="preserve">Answer</w:t>
+            </w:r>
+            <w:r>
+              <w:rPr>
+                <w:rFonts w:ascii="Avenir Next" w:hAnsi="Avenir Next" w:cs="Avenir Next" w:eastAsia="Avenir Next"/>
+                <w:color w:val="1A1A1A"/>
                 <w:sz w:val="18"/>
                 <w:szCs w:val="18"/>
               </w:rPr>
-              <w:t xml:space="preserve">Answer</w:t>
-            </w:r>
-            <w:r>
-              <w:rPr>
-                <w:rFonts w:ascii="Avenir Next" w:hAnsi="Avenir Next" w:cs="Avenir Next" w:eastAsia="Avenir Next"/>
-                <w:color w:val="1A1A1A"/>
-                <w:sz w:val="18"/>
-                <w:szCs w:val="18"/>
-              </w:rPr>
               <w:tab/>
             </w:r>
             <w:r>
               <w:rPr>
                 <w:rFonts w:ascii="Avenir Next" w:hAnsi="Avenir Next" w:cs="Avenir Next" w:eastAsia="Avenir Next"/>
                 <w:color w:val="1A1A1A"/>
-                <w:sz w:val="18"/>
+                <w:sz w:val="22"/>
                 <w:szCs w:val="18"/>
               </w:rPr>
               <w:t xml:space="preserve">  in³</w:t>
@@ -2584,7 +2593,7 @@
               <w:drawing>
                 <wp:inline distT="0" distB="0" distL="0" distR="0">
                   <wp:extent cx="1920240" cy="1215820"/>
-                  <wp:docPr id="3" name="Figure 3"/>
+                  <wp:docPr id="3" name="Figure 3" descr="Rectangular prism. Length 4 in, width 1 ½ in, height 2 ½ in."/>
                   <a:graphic xmlns:a="http://schemas.openxmlformats.org/drawingml/2006/main">
                     <a:graphicData uri="http://schemas.openxmlformats.org/drawingml/2006/picture">
                       <pic:pic xmlns:pic="http://schemas.openxmlformats.org/drawingml/2006/picture">
@@ -2636,25 +2645,25 @@
           <w:rFonts w:ascii="Avenir Next" w:hAnsi="Avenir Next" w:cs="Avenir Next" w:eastAsia="Avenir Next"/>
           <w:b/>
           <w:color w:val="1A1A1A"/>
+          <w:sz w:val="22"/>
+          <w:szCs w:val="20"/>
+        </w:rPr>
+        <w:t xml:space="preserve">2.</w:t>
+      </w:r>
+      <w:r>
+        <w:rPr>
+          <w:rFonts w:ascii="Avenir Next" w:hAnsi="Avenir Next" w:cs="Avenir Next" w:eastAsia="Avenir Next"/>
+          <w:color w:val="1A1A1A"/>
           <w:sz w:val="20"/>
           <w:szCs w:val="20"/>
         </w:rPr>
-        <w:t xml:space="preserve">2.</w:t>
-      </w:r>
-      <w:r>
-        <w:rPr>
-          <w:rFonts w:ascii="Avenir Next" w:hAnsi="Avenir Next" w:cs="Avenir Next" w:eastAsia="Avenir Next"/>
-          <w:color w:val="1A1A1A"/>
-          <w:sz w:val="20"/>
-          <w:szCs w:val="20"/>
-        </w:rPr>
         <w:tab/>
       </w:r>
       <w:r>
         <w:rPr>
           <w:rFonts w:ascii="Avenir Next" w:hAnsi="Avenir Next" w:cs="Avenir Next" w:eastAsia="Avenir Next"/>
           <w:color w:val="1A1A1A"/>
-          <w:sz w:val="20"/>
+          <w:sz w:val="22"/>
           <w:szCs w:val="20"/>
         </w:rPr>
         <w:t xml:space="preserve">Find each volume.</w:t>
@@ -2709,10 +2718,28 @@
                 <w:rFonts w:ascii="Avenir Next" w:hAnsi="Avenir Next" w:cs="Avenir Next" w:eastAsia="Avenir Next"/>
                 <w:b/>
                 <w:color w:val="003A70"/>
+                <w:sz w:val="22"/>
+                <w:szCs w:val="20"/>
+              </w:rPr>
+              <w:t xml:space="preserve">a.</w:t>
+            </w:r>
+            <w:r>
+              <w:rPr>
+                <w:rFonts w:ascii="Avenir Next" w:hAnsi="Avenir Next" w:cs="Avenir Next" w:eastAsia="Avenir Next"/>
+                <w:color w:val="1A1A1A"/>
                 <w:sz w:val="20"/>
                 <w:szCs w:val="20"/>
               </w:rPr>
-              <w:t xml:space="preserve">a.</w:t>
+              <w:tab/>
+            </w:r>
+            <w:r>
+              <w:rPr>
+                <w:rFonts w:ascii="Avenir Next" w:hAnsi="Avenir Next" w:cs="Avenir Next" w:eastAsia="Avenir Next"/>
+                <w:color w:val="1A1A1A"/>
+                <w:sz w:val="22"/>
+                <w:szCs w:val="20"/>
+              </w:rPr>
+              <w:t xml:space="preserve">½ ft × 6 ft × 8 ft</w:t>
             </w:r>
             <w:r>
               <w:rPr>
@@ -2721,7 +2748,7 @@
                 <w:sz w:val="20"/>
                 <w:szCs w:val="20"/>
               </w:rPr>
-              <w:tab/>
+              <w:t xml:space="preserve">  </w:t>
             </w:r>
             <w:r>
               <w:rPr>
@@ -2729,24 +2756,6 @@
                 <w:color w:val="1A1A1A"/>
                 <w:sz w:val="20"/>
                 <w:szCs w:val="20"/>
-              </w:rPr>
-              <w:t xml:space="preserve">½ ft × 6 ft × 8 ft</w:t>
-            </w:r>
-            <w:r>
-              <w:rPr>
-                <w:rFonts w:ascii="Avenir Next" w:hAnsi="Avenir Next" w:cs="Avenir Next" w:eastAsia="Avenir Next"/>
-                <w:color w:val="1A1A1A"/>
-                <w:sz w:val="20"/>
-                <w:szCs w:val="20"/>
-              </w:rPr>
-              <w:t xml:space="preserve">  </w:t>
-            </w:r>
-            <w:r>
-              <w:rPr>
-                <w:rFonts w:ascii="Avenir Next" w:hAnsi="Avenir Next" w:cs="Avenir Next" w:eastAsia="Avenir Next"/>
-                <w:color w:val="1A1A1A"/>
-                <w:sz w:val="20"/>
-                <w:szCs w:val="20"/>
                 <w:u w:val="single"/>
               </w:rPr>
               <w:t xml:space="preserve">              </w:t>
@@ -2755,7 +2764,7 @@
               <w:rPr>
                 <w:rFonts w:ascii="Avenir Next" w:hAnsi="Avenir Next" w:cs="Avenir Next" w:eastAsia="Avenir Next"/>
                 <w:color w:val="1A1A1A"/>
-                <w:sz w:val="20"/>
+                <w:sz w:val="22"/>
                 <w:szCs w:val="20"/>
               </w:rPr>
               <w:t xml:space="preserve"> ft³</w:t>
@@ -2780,10 +2789,28 @@
                 <w:rFonts w:ascii="Avenir Next" w:hAnsi="Avenir Next" w:cs="Avenir Next" w:eastAsia="Avenir Next"/>
                 <w:b/>
                 <w:color w:val="003A70"/>
+                <w:sz w:val="22"/>
+                <w:szCs w:val="20"/>
+              </w:rPr>
+              <w:t xml:space="preserve">b.</w:t>
+            </w:r>
+            <w:r>
+              <w:rPr>
+                <w:rFonts w:ascii="Avenir Next" w:hAnsi="Avenir Next" w:cs="Avenir Next" w:eastAsia="Avenir Next"/>
+                <w:color w:val="1A1A1A"/>
                 <w:sz w:val="20"/>
                 <w:szCs w:val="20"/>
               </w:rPr>
-              <w:t xml:space="preserve">b.</w:t>
+              <w:tab/>
+            </w:r>
+            <w:r>
+              <w:rPr>
+                <w:rFonts w:ascii="Avenir Next" w:hAnsi="Avenir Next" w:cs="Avenir Next" w:eastAsia="Avenir Next"/>
+                <w:color w:val="1A1A1A"/>
+                <w:sz w:val="22"/>
+                <w:szCs w:val="20"/>
+              </w:rPr>
+              <w:t xml:space="preserve">3 ½ m × 2 m × 4 m</w:t>
             </w:r>
             <w:r>
               <w:rPr>
@@ -2792,7 +2819,7 @@
                 <w:sz w:val="20"/>
                 <w:szCs w:val="20"/>
               </w:rPr>
-              <w:tab/>
+              <w:t xml:space="preserve">  </w:t>
             </w:r>
             <w:r>
               <w:rPr>
@@ -2800,24 +2827,6 @@
                 <w:color w:val="1A1A1A"/>
                 <w:sz w:val="20"/>
                 <w:szCs w:val="20"/>
-              </w:rPr>
-              <w:t xml:space="preserve">3 ½ m × 2 m × 4 m</w:t>
-            </w:r>
-            <w:r>
-              <w:rPr>
-                <w:rFonts w:ascii="Avenir Next" w:hAnsi="Avenir Next" w:cs="Avenir Next" w:eastAsia="Avenir Next"/>
-                <w:color w:val="1A1A1A"/>
-                <w:sz w:val="20"/>
-                <w:szCs w:val="20"/>
-              </w:rPr>
-              <w:t xml:space="preserve">  </w:t>
-            </w:r>
-            <w:r>
-              <w:rPr>
-                <w:rFonts w:ascii="Avenir Next" w:hAnsi="Avenir Next" w:cs="Avenir Next" w:eastAsia="Avenir Next"/>
-                <w:color w:val="1A1A1A"/>
-                <w:sz w:val="20"/>
-                <w:szCs w:val="20"/>
                 <w:u w:val="single"/>
               </w:rPr>
               <w:t xml:space="preserve">              </w:t>
@@ -2826,7 +2835,7 @@
               <w:rPr>
                 <w:rFonts w:ascii="Avenir Next" w:hAnsi="Avenir Next" w:cs="Avenir Next" w:eastAsia="Avenir Next"/>
                 <w:color w:val="1A1A1A"/>
-                <w:sz w:val="20"/>
+                <w:sz w:val="22"/>
                 <w:szCs w:val="20"/>
               </w:rPr>
               <w:t xml:space="preserve"> m³</w:t>
@@ -2857,10 +2866,28 @@
                 <w:rFonts w:ascii="Avenir Next" w:hAnsi="Avenir Next" w:cs="Avenir Next" w:eastAsia="Avenir Next"/>
                 <w:b/>
                 <w:color w:val="003A70"/>
+                <w:sz w:val="22"/>
+                <w:szCs w:val="20"/>
+              </w:rPr>
+              <w:t xml:space="preserve">c.</w:t>
+            </w:r>
+            <w:r>
+              <w:rPr>
+                <w:rFonts w:ascii="Avenir Next" w:hAnsi="Avenir Next" w:cs="Avenir Next" w:eastAsia="Avenir Next"/>
+                <w:color w:val="1A1A1A"/>
                 <w:sz w:val="20"/>
                 <w:szCs w:val="20"/>
               </w:rPr>
-              <w:t xml:space="preserve">c.</w:t>
+              <w:tab/>
+            </w:r>
+            <w:r>
+              <w:rPr>
+                <w:rFonts w:ascii="Avenir Next" w:hAnsi="Avenir Next" w:cs="Avenir Next" w:eastAsia="Avenir Next"/>
+                <w:color w:val="1A1A1A"/>
+                <w:sz w:val="22"/>
+                <w:szCs w:val="20"/>
+              </w:rPr>
+              <w:t xml:space="preserve">2 ½ cm × 4 cm × 3 cm</w:t>
             </w:r>
             <w:r>
               <w:rPr>
@@ -2869,7 +2896,7 @@
                 <w:sz w:val="20"/>
                 <w:szCs w:val="20"/>
               </w:rPr>
-              <w:tab/>
+              <w:t xml:space="preserve">  </w:t>
             </w:r>
             <w:r>
               <w:rPr>
@@ -2877,24 +2904,6 @@
                 <w:color w:val="1A1A1A"/>
                 <w:sz w:val="20"/>
                 <w:szCs w:val="20"/>
-              </w:rPr>
-              <w:t xml:space="preserve">2 ½ cm × 4 cm × 3 cm</w:t>
-            </w:r>
-            <w:r>
-              <w:rPr>
-                <w:rFonts w:ascii="Avenir Next" w:hAnsi="Avenir Next" w:cs="Avenir Next" w:eastAsia="Avenir Next"/>
-                <w:color w:val="1A1A1A"/>
-                <w:sz w:val="20"/>
-                <w:szCs w:val="20"/>
-              </w:rPr>
-              <w:t xml:space="preserve">  </w:t>
-            </w:r>
-            <w:r>
-              <w:rPr>
-                <w:rFonts w:ascii="Avenir Next" w:hAnsi="Avenir Next" w:cs="Avenir Next" w:eastAsia="Avenir Next"/>
-                <w:color w:val="1A1A1A"/>
-                <w:sz w:val="20"/>
-                <w:szCs w:val="20"/>
                 <w:u w:val="single"/>
               </w:rPr>
               <w:t xml:space="preserve">              </w:t>
@@ -2903,7 +2912,7 @@
               <w:rPr>
                 <w:rFonts w:ascii="Avenir Next" w:hAnsi="Avenir Next" w:cs="Avenir Next" w:eastAsia="Avenir Next"/>
                 <w:color w:val="1A1A1A"/>
-                <w:sz w:val="20"/>
+                <w:sz w:val="22"/>
                 <w:szCs w:val="20"/>
               </w:rPr>
               <w:t xml:space="preserve"> cm³</w:t>
@@ -2928,10 +2937,28 @@
                 <w:rFonts w:ascii="Avenir Next" w:hAnsi="Avenir Next" w:cs="Avenir Next" w:eastAsia="Avenir Next"/>
                 <w:b/>
                 <w:color w:val="003A70"/>
+                <w:sz w:val="22"/>
+                <w:szCs w:val="20"/>
+              </w:rPr>
+              <w:t xml:space="preserve">d.</w:t>
+            </w:r>
+            <w:r>
+              <w:rPr>
+                <w:rFonts w:ascii="Avenir Next" w:hAnsi="Avenir Next" w:cs="Avenir Next" w:eastAsia="Avenir Next"/>
+                <w:color w:val="1A1A1A"/>
                 <w:sz w:val="20"/>
                 <w:szCs w:val="20"/>
               </w:rPr>
-              <w:t xml:space="preserve">d.</w:t>
+              <w:tab/>
+            </w:r>
+            <w:r>
+              <w:rPr>
+                <w:rFonts w:ascii="Avenir Next" w:hAnsi="Avenir Next" w:cs="Avenir Next" w:eastAsia="Avenir Next"/>
+                <w:color w:val="1A1A1A"/>
+                <w:sz w:val="22"/>
+                <w:szCs w:val="20"/>
+              </w:rPr>
+              <w:t xml:space="preserve">1 ½ in × 1 ½ in × 4 in</w:t>
             </w:r>
             <w:r>
               <w:rPr>
@@ -2940,7 +2967,7 @@
                 <w:sz w:val="20"/>
                 <w:szCs w:val="20"/>
               </w:rPr>
-              <w:tab/>
+              <w:t xml:space="preserve">  </w:t>
             </w:r>
             <w:r>
               <w:rPr>
@@ -2948,24 +2975,6 @@
                 <w:color w:val="1A1A1A"/>
                 <w:sz w:val="20"/>
                 <w:szCs w:val="20"/>
-              </w:rPr>
-              <w:t xml:space="preserve">1 ½ in × 1 ½ in × 4 in</w:t>
-            </w:r>
-            <w:r>
-              <w:rPr>
-                <w:rFonts w:ascii="Avenir Next" w:hAnsi="Avenir Next" w:cs="Avenir Next" w:eastAsia="Avenir Next"/>
-                <w:color w:val="1A1A1A"/>
-                <w:sz w:val="20"/>
-                <w:szCs w:val="20"/>
-              </w:rPr>
-              <w:t xml:space="preserve">  </w:t>
-            </w:r>
-            <w:r>
-              <w:rPr>
-                <w:rFonts w:ascii="Avenir Next" w:hAnsi="Avenir Next" w:cs="Avenir Next" w:eastAsia="Avenir Next"/>
-                <w:color w:val="1A1A1A"/>
-                <w:sz w:val="20"/>
-                <w:szCs w:val="20"/>
                 <w:u w:val="single"/>
               </w:rPr>
               <w:t xml:space="preserve">              </w:t>
@@ -2974,7 +2983,7 @@
               <w:rPr>
                 <w:rFonts w:ascii="Avenir Next" w:hAnsi="Avenir Next" w:cs="Avenir Next" w:eastAsia="Avenir Next"/>
                 <w:color w:val="1A1A1A"/>
-                <w:sz w:val="20"/>
+                <w:sz w:val="22"/>
                 <w:szCs w:val="20"/>
               </w:rPr>
               <w:t xml:space="preserve"> in³</w:t>
@@ -3005,10 +3014,28 @@
                 <w:rFonts w:ascii="Avenir Next" w:hAnsi="Avenir Next" w:cs="Avenir Next" w:eastAsia="Avenir Next"/>
                 <w:b/>
                 <w:color w:val="003A70"/>
+                <w:sz w:val="22"/>
+                <w:szCs w:val="20"/>
+              </w:rPr>
+              <w:t xml:space="preserve">e.</w:t>
+            </w:r>
+            <w:r>
+              <w:rPr>
+                <w:rFonts w:ascii="Avenir Next" w:hAnsi="Avenir Next" w:cs="Avenir Next" w:eastAsia="Avenir Next"/>
+                <w:color w:val="1A1A1A"/>
                 <w:sz w:val="20"/>
                 <w:szCs w:val="20"/>
               </w:rPr>
-              <w:t xml:space="preserve">e.</w:t>
+              <w:tab/>
+            </w:r>
+            <w:r>
+              <w:rPr>
+                <w:rFonts w:ascii="Avenir Next" w:hAnsi="Avenir Next" w:cs="Avenir Next" w:eastAsia="Avenir Next"/>
+                <w:color w:val="1A1A1A"/>
+                <w:sz w:val="22"/>
+                <w:szCs w:val="20"/>
+              </w:rPr>
+              <w:t xml:space="preserve">4 ft × ½ ft × 5 ft</w:t>
             </w:r>
             <w:r>
               <w:rPr>
@@ -3017,7 +3044,7 @@
                 <w:sz w:val="20"/>
                 <w:szCs w:val="20"/>
               </w:rPr>
-              <w:tab/>
+              <w:t xml:space="preserve">  </w:t>
             </w:r>
             <w:r>
               <w:rPr>
@@ -3025,24 +3052,6 @@
                 <w:color w:val="1A1A1A"/>
                 <w:sz w:val="20"/>
                 <w:szCs w:val="20"/>
-              </w:rPr>
-              <w:t xml:space="preserve">4 ft × ½ ft × 5 ft</w:t>
-            </w:r>
-            <w:r>
-              <w:rPr>
-                <w:rFonts w:ascii="Avenir Next" w:hAnsi="Avenir Next" w:cs="Avenir Next" w:eastAsia="Avenir Next"/>
-                <w:color w:val="1A1A1A"/>
-                <w:sz w:val="20"/>
-                <w:szCs w:val="20"/>
-              </w:rPr>
-              <w:t xml:space="preserve">  </w:t>
-            </w:r>
-            <w:r>
-              <w:rPr>
-                <w:rFonts w:ascii="Avenir Next" w:hAnsi="Avenir Next" w:cs="Avenir Next" w:eastAsia="Avenir Next"/>
-                <w:color w:val="1A1A1A"/>
-                <w:sz w:val="20"/>
-                <w:szCs w:val="20"/>
                 <w:u w:val="single"/>
               </w:rPr>
               <w:t xml:space="preserve">              </w:t>
@@ -3051,7 +3060,7 @@
               <w:rPr>
                 <w:rFonts w:ascii="Avenir Next" w:hAnsi="Avenir Next" w:cs="Avenir Next" w:eastAsia="Avenir Next"/>
                 <w:color w:val="1A1A1A"/>
-                <w:sz w:val="20"/>
+                <w:sz w:val="22"/>
                 <w:szCs w:val="20"/>
               </w:rPr>
               <w:t xml:space="preserve"> ft³</w:t>
@@ -3076,10 +3085,28 @@
                 <w:rFonts w:ascii="Avenir Next" w:hAnsi="Avenir Next" w:cs="Avenir Next" w:eastAsia="Avenir Next"/>
                 <w:b/>
                 <w:color w:val="003A70"/>
+                <w:sz w:val="22"/>
+                <w:szCs w:val="20"/>
+              </w:rPr>
+              <w:t xml:space="preserve">f.</w:t>
+            </w:r>
+            <w:r>
+              <w:rPr>
+                <w:rFonts w:ascii="Avenir Next" w:hAnsi="Avenir Next" w:cs="Avenir Next" w:eastAsia="Avenir Next"/>
+                <w:color w:val="1A1A1A"/>
                 <w:sz w:val="20"/>
                 <w:szCs w:val="20"/>
               </w:rPr>
-              <w:t xml:space="preserve">f.</w:t>
+              <w:tab/>
+            </w:r>
+            <w:r>
+              <w:rPr>
+                <w:rFonts w:ascii="Avenir Next" w:hAnsi="Avenir Next" w:cs="Avenir Next" w:eastAsia="Avenir Next"/>
+                <w:color w:val="1A1A1A"/>
+                <w:sz w:val="22"/>
+                <w:szCs w:val="20"/>
+              </w:rPr>
+              <w:t xml:space="preserve">6 cm × 1 ½ cm × 3 cm</w:t>
             </w:r>
             <w:r>
               <w:rPr>
@@ -3088,7 +3115,7 @@
                 <w:sz w:val="20"/>
                 <w:szCs w:val="20"/>
               </w:rPr>
-              <w:tab/>
+              <w:t xml:space="preserve">  </w:t>
             </w:r>
             <w:r>
               <w:rPr>
@@ -3096,24 +3123,6 @@
                 <w:color w:val="1A1A1A"/>
                 <w:sz w:val="20"/>
                 <w:szCs w:val="20"/>
-              </w:rPr>
-              <w:t xml:space="preserve">6 cm × 1 ½ cm × 3 cm</w:t>
-            </w:r>
-            <w:r>
-              <w:rPr>
-                <w:rFonts w:ascii="Avenir Next" w:hAnsi="Avenir Next" w:cs="Avenir Next" w:eastAsia="Avenir Next"/>
-                <w:color w:val="1A1A1A"/>
-                <w:sz w:val="20"/>
-                <w:szCs w:val="20"/>
-              </w:rPr>
-              <w:t xml:space="preserve">  </w:t>
-            </w:r>
-            <w:r>
-              <w:rPr>
-                <w:rFonts w:ascii="Avenir Next" w:hAnsi="Avenir Next" w:cs="Avenir Next" w:eastAsia="Avenir Next"/>
-                <w:color w:val="1A1A1A"/>
-                <w:sz w:val="20"/>
-                <w:szCs w:val="20"/>
                 <w:u w:val="single"/>
               </w:rPr>
               <w:t xml:space="preserve">              </w:t>
@@ -3122,7 +3131,7 @@
               <w:rPr>
                 <w:rFonts w:ascii="Avenir Next" w:hAnsi="Avenir Next" w:cs="Avenir Next" w:eastAsia="Avenir Next"/>
                 <w:color w:val="1A1A1A"/>
-                <w:sz w:val="20"/>
+                <w:sz w:val="22"/>
                 <w:szCs w:val="20"/>
               </w:rPr>
               <w:t xml:space="preserve"> cm³</w:t>
@@ -3150,18 +3159,18 @@
           <w:rFonts w:ascii="Avenir Next" w:hAnsi="Avenir Next" w:cs="Avenir Next" w:eastAsia="Avenir Next"/>
           <w:b/>
           <w:color w:val="1A1A1A"/>
+          <w:sz w:val="22"/>
+          <w:szCs w:val="20"/>
+        </w:rPr>
+        <w:t xml:space="preserve">3.</w:t>
+      </w:r>
+      <w:r>
+        <w:rPr>
+          <w:rFonts w:ascii="Avenir Next" w:hAnsi="Avenir Next" w:cs="Avenir Next" w:eastAsia="Avenir Next"/>
+          <w:color w:val="1A1A1A"/>
           <w:sz w:val="20"/>
           <w:szCs w:val="20"/>
         </w:rPr>
-        <w:t xml:space="preserve">3.</w:t>
-      </w:r>
-      <w:r>
-        <w:rPr>
-          <w:rFonts w:ascii="Avenir Next" w:hAnsi="Avenir Next" w:cs="Avenir Next" w:eastAsia="Avenir Next"/>
-          <w:color w:val="1A1A1A"/>
-          <w:sz w:val="20"/>
-          <w:szCs w:val="20"/>
-        </w:rPr>
         <w:tab/>
       </w:r>
       <w:r>
@@ -3169,7 +3178,7 @@
           <w:rFonts w:ascii="Avenir Next" w:hAnsi="Avenir Next" w:cs="Avenir Next" w:eastAsia="Avenir Next"/>
           <w:b/>
           <w:color w:val="1A1A1A"/>
-          <w:sz w:val="20"/>
+          <w:sz w:val="22"/>
           <w:szCs w:val="20"/>
         </w:rPr>
         <w:t xml:space="preserve">Planter.  </w:t>
@@ -3178,7 +3187,7 @@
         <w:rPr>
           <w:rFonts w:ascii="Avenir Next" w:hAnsi="Avenir Next" w:cs="Avenir Next" w:eastAsia="Avenir Next"/>
           <w:color w:val="1A1A1A"/>
-          <w:sz w:val="20"/>
+          <w:sz w:val="22"/>
           <w:szCs w:val="20"/>
         </w:rPr>
         <w:t xml:space="preserve">A planter box is 3 ft long and 1 ½ ft wide. It holds 9 ft³ of soil when full. How deep is it?</w:t>
@@ -3197,25 +3206,25 @@
           <w:rFonts w:ascii="Avenir Next" w:hAnsi="Avenir Next" w:cs="Avenir Next" w:eastAsia="Avenir Next"/>
           <w:b/>
           <w:color w:val="1A1A1A"/>
+          <w:sz w:val="22"/>
+          <w:szCs w:val="18"/>
+        </w:rPr>
+        <w:t xml:space="preserve">Answer</w:t>
+      </w:r>
+      <w:r>
+        <w:rPr>
+          <w:rFonts w:ascii="Avenir Next" w:hAnsi="Avenir Next" w:cs="Avenir Next" w:eastAsia="Avenir Next"/>
+          <w:color w:val="1A1A1A"/>
           <w:sz w:val="18"/>
           <w:szCs w:val="18"/>
         </w:rPr>
-        <w:t xml:space="preserve">Answer</w:t>
-      </w:r>
-      <w:r>
-        <w:rPr>
-          <w:rFonts w:ascii="Avenir Next" w:hAnsi="Avenir Next" w:cs="Avenir Next" w:eastAsia="Avenir Next"/>
-          <w:color w:val="1A1A1A"/>
-          <w:sz w:val="18"/>
-          <w:szCs w:val="18"/>
-        </w:rPr>
         <w:tab/>
       </w:r>
       <w:r>
         <w:rPr>
           <w:rFonts w:ascii="Avenir Next" w:hAnsi="Avenir Next" w:cs="Avenir Next" w:eastAsia="Avenir Next"/>
           <w:color w:val="1A1A1A"/>
-          <w:sz w:val="18"/>
+          <w:sz w:val="22"/>
           <w:szCs w:val="18"/>
         </w:rPr>
         <w:t xml:space="preserve">  ft</w:t>
@@ -3240,18 +3249,18 @@
           <w:rFonts w:ascii="Avenir Next" w:hAnsi="Avenir Next" w:cs="Avenir Next" w:eastAsia="Avenir Next"/>
           <w:b/>
           <w:color w:val="1A1A1A"/>
+          <w:sz w:val="22"/>
+          <w:szCs w:val="20"/>
+        </w:rPr>
+        <w:t xml:space="preserve">4.</w:t>
+      </w:r>
+      <w:r>
+        <w:rPr>
+          <w:rFonts w:ascii="Avenir Next" w:hAnsi="Avenir Next" w:cs="Avenir Next" w:eastAsia="Avenir Next"/>
+          <w:color w:val="1A1A1A"/>
           <w:sz w:val="20"/>
           <w:szCs w:val="20"/>
         </w:rPr>
-        <w:t xml:space="preserve">4.</w:t>
-      </w:r>
-      <w:r>
-        <w:rPr>
-          <w:rFonts w:ascii="Avenir Next" w:hAnsi="Avenir Next" w:cs="Avenir Next" w:eastAsia="Avenir Next"/>
-          <w:color w:val="1A1A1A"/>
-          <w:sz w:val="20"/>
-          <w:szCs w:val="20"/>
-        </w:rPr>
         <w:tab/>
       </w:r>
       <w:r>
@@ -3259,7 +3268,7 @@
           <w:rFonts w:ascii="Avenir Next" w:hAnsi="Avenir Next" w:cs="Avenir Next" w:eastAsia="Avenir Next"/>
           <w:b/>
           <w:color w:val="1A1A1A"/>
-          <w:sz w:val="20"/>
+          <w:sz w:val="22"/>
           <w:szCs w:val="20"/>
         </w:rPr>
         <w:t xml:space="preserve">Small Cubes.  </w:t>
@@ -3268,7 +3277,7 @@
         <w:rPr>
           <w:rFonts w:ascii="Avenir Next" w:hAnsi="Avenir Next" w:cs="Avenir Next" w:eastAsia="Avenir Next"/>
           <w:color w:val="1A1A1A"/>
-          <w:sz w:val="20"/>
+          <w:sz w:val="22"/>
           <w:szCs w:val="20"/>
         </w:rPr>
         <w:t xml:space="preserve">A box is 2 in long, 1 in wide, and 1 ½ in tall. It is packed with cubes that are ½ in on each edge.</w:t>
@@ -3288,25 +3297,25 @@
           <w:rFonts w:ascii="Avenir Next" w:hAnsi="Avenir Next" w:cs="Avenir Next" w:eastAsia="Avenir Next"/>
           <w:b/>
           <w:color w:val="003A70"/>
+          <w:sz w:val="22"/>
+          <w:szCs w:val="20"/>
+        </w:rPr>
+        <w:t xml:space="preserve">a.</w:t>
+      </w:r>
+      <w:r>
+        <w:rPr>
+          <w:rFonts w:ascii="Avenir Next" w:hAnsi="Avenir Next" w:cs="Avenir Next" w:eastAsia="Avenir Next"/>
+          <w:color w:val="1A1A1A"/>
           <w:sz w:val="20"/>
           <w:szCs w:val="20"/>
         </w:rPr>
-        <w:t xml:space="preserve">a.</w:t>
-      </w:r>
-      <w:r>
-        <w:rPr>
-          <w:rFonts w:ascii="Avenir Next" w:hAnsi="Avenir Next" w:cs="Avenir Next" w:eastAsia="Avenir Next"/>
-          <w:color w:val="1A1A1A"/>
-          <w:sz w:val="20"/>
-          <w:szCs w:val="20"/>
-        </w:rPr>
         <w:tab/>
       </w:r>
       <w:r>
         <w:rPr>
           <w:rFonts w:ascii="Avenir Next" w:hAnsi="Avenir Next" w:cs="Avenir Next" w:eastAsia="Avenir Next"/>
           <w:color w:val="1A1A1A"/>
-          <w:sz w:val="20"/>
+          <w:sz w:val="22"/>
           <w:szCs w:val="20"/>
         </w:rPr>
         <w:t xml:space="preserve">How many cubes fill the box?</w:t>
@@ -3345,10 +3354,28 @@
           <w:rFonts w:ascii="Avenir Next" w:hAnsi="Avenir Next" w:cs="Avenir Next" w:eastAsia="Avenir Next"/>
           <w:b/>
           <w:color w:val="003A70"/>
+          <w:sz w:val="22"/>
+          <w:szCs w:val="20"/>
+        </w:rPr>
+        <w:t xml:space="preserve">b.</w:t>
+      </w:r>
+      <w:r>
+        <w:rPr>
+          <w:rFonts w:ascii="Avenir Next" w:hAnsi="Avenir Next" w:cs="Avenir Next" w:eastAsia="Avenir Next"/>
+          <w:color w:val="1A1A1A"/>
           <w:sz w:val="20"/>
           <w:szCs w:val="20"/>
         </w:rPr>
-        <w:t xml:space="preserve">b.</w:t>
+        <w:tab/>
+      </w:r>
+      <w:r>
+        <w:rPr>
+          <w:rFonts w:ascii="Avenir Next" w:hAnsi="Avenir Next" w:cs="Avenir Next" w:eastAsia="Avenir Next"/>
+          <w:color w:val="1A1A1A"/>
+          <w:sz w:val="22"/>
+          <w:szCs w:val="20"/>
+        </w:rPr>
+        <w:t xml:space="preserve">Each cube is 1/8 in³. What is the volume of the box?</w:t>
       </w:r>
       <w:r>
         <w:rPr>
@@ -3357,7 +3384,7 @@
           <w:sz w:val="20"/>
           <w:szCs w:val="20"/>
         </w:rPr>
-        <w:tab/>
+        <w:t xml:space="preserve">  </w:t>
       </w:r>
       <w:r>
         <w:rPr>
@@ -3365,24 +3392,6 @@
           <w:color w:val="1A1A1A"/>
           <w:sz w:val="20"/>
           <w:szCs w:val="20"/>
-        </w:rPr>
-        <w:t xml:space="preserve">Each cube is 1/8 in³. What is the volume of the box?</w:t>
-      </w:r>
-      <w:r>
-        <w:rPr>
-          <w:rFonts w:ascii="Avenir Next" w:hAnsi="Avenir Next" w:cs="Avenir Next" w:eastAsia="Avenir Next"/>
-          <w:color w:val="1A1A1A"/>
-          <w:sz w:val="20"/>
-          <w:szCs w:val="20"/>
-        </w:rPr>
-        <w:t xml:space="preserve">  </w:t>
-      </w:r>
-      <w:r>
-        <w:rPr>
-          <w:rFonts w:ascii="Avenir Next" w:hAnsi="Avenir Next" w:cs="Avenir Next" w:eastAsia="Avenir Next"/>
-          <w:color w:val="1A1A1A"/>
-          <w:sz w:val="20"/>
-          <w:szCs w:val="20"/>
           <w:u w:val="single"/>
         </w:rPr>
         <w:t xml:space="preserve">                </w:t>
@@ -3391,7 +3400,7 @@
         <w:rPr>
           <w:rFonts w:ascii="Avenir Next" w:hAnsi="Avenir Next" w:cs="Avenir Next" w:eastAsia="Avenir Next"/>
           <w:color w:val="1A1A1A"/>
-          <w:sz w:val="20"/>
+          <w:sz w:val="22"/>
           <w:szCs w:val="20"/>
         </w:rPr>
         <w:t xml:space="preserve"> in³</w:t>
@@ -3404,6 +3413,7 @@
     </w:p>
     <w:p>
       <w:pPr>
+        <w:pStyle w:val="Heading2"/>
         <w:keepNext/>
         <w:pBdr>
           <w:bottom w:val="single" w:sz="8" w:space="3" w:color="003A70"/>
@@ -3419,7 +3429,7 @@
           <w:b/>
           <w:color w:val="003A70"/>
           <w:spacing w:val="14"/>
-          <w:sz w:val="19"/>
+          <w:sz w:val="22"/>
           <w:szCs w:val="19"/>
         </w:rPr>
         <w:t xml:space="preserve">TEST PRACTICE</w:t>
@@ -3438,7 +3448,7 @@
           <w:rFonts w:ascii="Avenir Next" w:hAnsi="Avenir Next" w:cs="Avenir Next" w:eastAsia="Avenir Next"/>
           <w:i/>
           <w:color w:val="5A5F66"/>
-          <w:sz w:val="17"/>
+          <w:sz w:val="22"/>
           <w:szCs w:val="17"/>
         </w:rPr>
         <w:t xml:space="preserve">choose the best answer</w:t>
@@ -3458,25 +3468,25 @@
           <w:rFonts w:ascii="Avenir Next" w:hAnsi="Avenir Next" w:cs="Avenir Next" w:eastAsia="Avenir Next"/>
           <w:b/>
           <w:color w:val="1A1A1A"/>
+          <w:sz w:val="22"/>
+          <w:szCs w:val="20"/>
+        </w:rPr>
+        <w:t xml:space="preserve">5.</w:t>
+      </w:r>
+      <w:r>
+        <w:rPr>
+          <w:rFonts w:ascii="Avenir Next" w:hAnsi="Avenir Next" w:cs="Avenir Next" w:eastAsia="Avenir Next"/>
+          <w:color w:val="1A1A1A"/>
           <w:sz w:val="20"/>
           <w:szCs w:val="20"/>
         </w:rPr>
-        <w:t xml:space="preserve">5.</w:t>
-      </w:r>
-      <w:r>
-        <w:rPr>
-          <w:rFonts w:ascii="Avenir Next" w:hAnsi="Avenir Next" w:cs="Avenir Next" w:eastAsia="Avenir Next"/>
-          <w:color w:val="1A1A1A"/>
-          <w:sz w:val="20"/>
-          <w:szCs w:val="20"/>
-        </w:rPr>
         <w:tab/>
       </w:r>
       <w:r>
         <w:rPr>
           <w:rFonts w:ascii="Avenir Next" w:hAnsi="Avenir Next" w:cs="Avenir Next" w:eastAsia="Avenir Next"/>
           <w:color w:val="1A1A1A"/>
-          <w:sz w:val="20"/>
+          <w:sz w:val="22"/>
           <w:szCs w:val="20"/>
         </w:rPr>
         <w:t xml:space="preserve">A box is 5 in long, 2 in wide, and 1 ½ in tall. What is its volume?</w:t>
@@ -3532,25 +3542,25 @@
                 <w:rFonts w:ascii="Avenir Next" w:hAnsi="Avenir Next" w:cs="Avenir Next" w:eastAsia="Avenir Next"/>
                 <w:b/>
                 <w:color w:val="003A70"/>
+                <w:sz w:val="22"/>
+                <w:szCs w:val="19"/>
+              </w:rPr>
+              <w:t xml:space="preserve">A</w:t>
+            </w:r>
+            <w:r>
+              <w:rPr>
+                <w:rFonts w:ascii="Avenir Next" w:hAnsi="Avenir Next" w:cs="Avenir Next" w:eastAsia="Avenir Next"/>
+                <w:color w:val="1A1A1A"/>
                 <w:sz w:val="19"/>
                 <w:szCs w:val="19"/>
               </w:rPr>
-              <w:t xml:space="preserve">A</w:t>
-            </w:r>
-            <w:r>
-              <w:rPr>
-                <w:rFonts w:ascii="Avenir Next" w:hAnsi="Avenir Next" w:cs="Avenir Next" w:eastAsia="Avenir Next"/>
-                <w:color w:val="1A1A1A"/>
-                <w:sz w:val="19"/>
-                <w:szCs w:val="19"/>
-              </w:rPr>
               <w:tab/>
             </w:r>
             <w:r>
               <w:rPr>
                 <w:rFonts w:ascii="Avenir Next" w:hAnsi="Avenir Next" w:cs="Avenir Next" w:eastAsia="Avenir Next"/>
                 <w:color w:val="1A1A1A"/>
-                <w:sz w:val="19"/>
+                <w:sz w:val="22"/>
                 <w:szCs w:val="19"/>
               </w:rPr>
               <w:t xml:space="preserve">8 ½ in³</w:t>
@@ -3575,25 +3585,25 @@
                 <w:rFonts w:ascii="Avenir Next" w:hAnsi="Avenir Next" w:cs="Avenir Next" w:eastAsia="Avenir Next"/>
                 <w:b/>
                 <w:color w:val="003A70"/>
+                <w:sz w:val="22"/>
+                <w:szCs w:val="19"/>
+              </w:rPr>
+              <w:t xml:space="preserve">B</w:t>
+            </w:r>
+            <w:r>
+              <w:rPr>
+                <w:rFonts w:ascii="Avenir Next" w:hAnsi="Avenir Next" w:cs="Avenir Next" w:eastAsia="Avenir Next"/>
+                <w:color w:val="1A1A1A"/>
                 <w:sz w:val="19"/>
                 <w:szCs w:val="19"/>
               </w:rPr>
-              <w:t xml:space="preserve">B</w:t>
-            </w:r>
-            <w:r>
-              <w:rPr>
-                <w:rFonts w:ascii="Avenir Next" w:hAnsi="Avenir Next" w:cs="Avenir Next" w:eastAsia="Avenir Next"/>
-                <w:color w:val="1A1A1A"/>
-                <w:sz w:val="19"/>
-                <w:szCs w:val="19"/>
-              </w:rPr>
               <w:tab/>
             </w:r>
             <w:r>
               <w:rPr>
                 <w:rFonts w:ascii="Avenir Next" w:hAnsi="Avenir Next" w:cs="Avenir Next" w:eastAsia="Avenir Next"/>
                 <w:color w:val="1A1A1A"/>
-                <w:sz w:val="19"/>
+                <w:sz w:val="22"/>
                 <w:szCs w:val="19"/>
               </w:rPr>
               <w:t xml:space="preserve">10 in³</w:t>
@@ -3618,25 +3628,25 @@
                 <w:rFonts w:ascii="Avenir Next" w:hAnsi="Avenir Next" w:cs="Avenir Next" w:eastAsia="Avenir Next"/>
                 <w:b/>
                 <w:color w:val="003A70"/>
+                <w:sz w:val="22"/>
+                <w:szCs w:val="19"/>
+              </w:rPr>
+              <w:t xml:space="preserve">C</w:t>
+            </w:r>
+            <w:r>
+              <w:rPr>
+                <w:rFonts w:ascii="Avenir Next" w:hAnsi="Avenir Next" w:cs="Avenir Next" w:eastAsia="Avenir Next"/>
+                <w:color w:val="1A1A1A"/>
                 <w:sz w:val="19"/>
                 <w:szCs w:val="19"/>
               </w:rPr>
-              <w:t xml:space="preserve">C</w:t>
-            </w:r>
-            <w:r>
-              <w:rPr>
-                <w:rFonts w:ascii="Avenir Next" w:hAnsi="Avenir Next" w:cs="Avenir Next" w:eastAsia="Avenir Next"/>
-                <w:color w:val="1A1A1A"/>
-                <w:sz w:val="19"/>
-                <w:szCs w:val="19"/>
-              </w:rPr>
               <w:tab/>
             </w:r>
             <w:r>
               <w:rPr>
                 <w:rFonts w:ascii="Avenir Next" w:hAnsi="Avenir Next" w:cs="Avenir Next" w:eastAsia="Avenir Next"/>
                 <w:color w:val="1A1A1A"/>
-                <w:sz w:val="19"/>
+                <w:sz w:val="22"/>
                 <w:szCs w:val="19"/>
               </w:rPr>
               <w:t xml:space="preserve">15 in²</w:t>
@@ -3661,25 +3671,25 @@
                 <w:rFonts w:ascii="Avenir Next" w:hAnsi="Avenir Next" w:cs="Avenir Next" w:eastAsia="Avenir Next"/>
                 <w:b/>
                 <w:color w:val="003A70"/>
+                <w:sz w:val="22"/>
+                <w:szCs w:val="19"/>
+              </w:rPr>
+              <w:t xml:space="preserve">D</w:t>
+            </w:r>
+            <w:r>
+              <w:rPr>
+                <w:rFonts w:ascii="Avenir Next" w:hAnsi="Avenir Next" w:cs="Avenir Next" w:eastAsia="Avenir Next"/>
+                <w:color w:val="1A1A1A"/>
                 <w:sz w:val="19"/>
                 <w:szCs w:val="19"/>
               </w:rPr>
-              <w:t xml:space="preserve">D</w:t>
-            </w:r>
-            <w:r>
-              <w:rPr>
-                <w:rFonts w:ascii="Avenir Next" w:hAnsi="Avenir Next" w:cs="Avenir Next" w:eastAsia="Avenir Next"/>
-                <w:color w:val="1A1A1A"/>
-                <w:sz w:val="19"/>
-                <w:szCs w:val="19"/>
-              </w:rPr>
               <w:tab/>
             </w:r>
             <w:r>
               <w:rPr>
                 <w:rFonts w:ascii="Avenir Next" w:hAnsi="Avenir Next" w:cs="Avenir Next" w:eastAsia="Avenir Next"/>
                 <w:color w:val="1A1A1A"/>
-                <w:sz w:val="19"/>
+                <w:sz w:val="22"/>
                 <w:szCs w:val="19"/>
               </w:rPr>
               <w:t xml:space="preserve">15 in³</w:t>
@@ -3707,25 +3717,25 @@
           <w:rFonts w:ascii="Avenir Next" w:hAnsi="Avenir Next" w:cs="Avenir Next" w:eastAsia="Avenir Next"/>
           <w:b/>
           <w:color w:val="1A1A1A"/>
+          <w:sz w:val="22"/>
+          <w:szCs w:val="20"/>
+        </w:rPr>
+        <w:t xml:space="preserve">6.</w:t>
+      </w:r>
+      <w:r>
+        <w:rPr>
+          <w:rFonts w:ascii="Avenir Next" w:hAnsi="Avenir Next" w:cs="Avenir Next" w:eastAsia="Avenir Next"/>
+          <w:color w:val="1A1A1A"/>
           <w:sz w:val="20"/>
           <w:szCs w:val="20"/>
         </w:rPr>
-        <w:t xml:space="preserve">6.</w:t>
-      </w:r>
-      <w:r>
-        <w:rPr>
-          <w:rFonts w:ascii="Avenir Next" w:hAnsi="Avenir Next" w:cs="Avenir Next" w:eastAsia="Avenir Next"/>
-          <w:color w:val="1A1A1A"/>
-          <w:sz w:val="20"/>
-          <w:szCs w:val="20"/>
-        </w:rPr>
         <w:tab/>
       </w:r>
       <w:r>
         <w:rPr>
           <w:rFonts w:ascii="Avenir Next" w:hAnsi="Avenir Next" w:cs="Avenir Next" w:eastAsia="Avenir Next"/>
           <w:color w:val="1A1A1A"/>
-          <w:sz w:val="20"/>
+          <w:sz w:val="22"/>
           <w:szCs w:val="20"/>
         </w:rPr>
         <w:t xml:space="preserve">A prism has a volume of 96 ft³. Its base is 4 ft by 6 ft. What is its height?</w:t>
@@ -3781,25 +3791,25 @@
                 <w:rFonts w:ascii="Avenir Next" w:hAnsi="Avenir Next" w:cs="Avenir Next" w:eastAsia="Avenir Next"/>
                 <w:b/>
                 <w:color w:val="003A70"/>
+                <w:sz w:val="22"/>
+                <w:szCs w:val="19"/>
+              </w:rPr>
+              <w:t xml:space="preserve">A</w:t>
+            </w:r>
+            <w:r>
+              <w:rPr>
+                <w:rFonts w:ascii="Avenir Next" w:hAnsi="Avenir Next" w:cs="Avenir Next" w:eastAsia="Avenir Next"/>
+                <w:color w:val="1A1A1A"/>
                 <w:sz w:val="19"/>
                 <w:szCs w:val="19"/>
               </w:rPr>
-              <w:t xml:space="preserve">A</w:t>
-            </w:r>
-            <w:r>
-              <w:rPr>
-                <w:rFonts w:ascii="Avenir Next" w:hAnsi="Avenir Next" w:cs="Avenir Next" w:eastAsia="Avenir Next"/>
-                <w:color w:val="1A1A1A"/>
-                <w:sz w:val="19"/>
-                <w:szCs w:val="19"/>
-              </w:rPr>
               <w:tab/>
             </w:r>
             <w:r>
               <w:rPr>
                 <w:rFonts w:ascii="Avenir Next" w:hAnsi="Avenir Next" w:cs="Avenir Next" w:eastAsia="Avenir Next"/>
                 <w:color w:val="1A1A1A"/>
-                <w:sz w:val="19"/>
+                <w:sz w:val="22"/>
                 <w:szCs w:val="19"/>
               </w:rPr>
               <w:t xml:space="preserve">4 ft</w:t>
@@ -3824,25 +3834,25 @@
                 <w:rFonts w:ascii="Avenir Next" w:hAnsi="Avenir Next" w:cs="Avenir Next" w:eastAsia="Avenir Next"/>
                 <w:b/>
                 <w:color w:val="003A70"/>
+                <w:sz w:val="22"/>
+                <w:szCs w:val="19"/>
+              </w:rPr>
+              <w:t xml:space="preserve">B</w:t>
+            </w:r>
+            <w:r>
+              <w:rPr>
+                <w:rFonts w:ascii="Avenir Next" w:hAnsi="Avenir Next" w:cs="Avenir Next" w:eastAsia="Avenir Next"/>
+                <w:color w:val="1A1A1A"/>
                 <w:sz w:val="19"/>
                 <w:szCs w:val="19"/>
               </w:rPr>
-              <w:t xml:space="preserve">B</w:t>
-            </w:r>
-            <w:r>
-              <w:rPr>
-                <w:rFonts w:ascii="Avenir Next" w:hAnsi="Avenir Next" w:cs="Avenir Next" w:eastAsia="Avenir Next"/>
-                <w:color w:val="1A1A1A"/>
-                <w:sz w:val="19"/>
-                <w:szCs w:val="19"/>
-              </w:rPr>
               <w:tab/>
             </w:r>
             <w:r>
               <w:rPr>
                 <w:rFonts w:ascii="Avenir Next" w:hAnsi="Avenir Next" w:cs="Avenir Next" w:eastAsia="Avenir Next"/>
                 <w:color w:val="1A1A1A"/>
-                <w:sz w:val="19"/>
+                <w:sz w:val="22"/>
                 <w:szCs w:val="19"/>
               </w:rPr>
               <w:t xml:space="preserve">16 ft</w:t>
@@ -3867,25 +3877,25 @@
                 <w:rFonts w:ascii="Avenir Next" w:hAnsi="Avenir Next" w:cs="Avenir Next" w:eastAsia="Avenir Next"/>
                 <w:b/>
                 <w:color w:val="003A70"/>
+                <w:sz w:val="22"/>
+                <w:szCs w:val="19"/>
+              </w:rPr>
+              <w:t xml:space="preserve">C</w:t>
+            </w:r>
+            <w:r>
+              <w:rPr>
+                <w:rFonts w:ascii="Avenir Next" w:hAnsi="Avenir Next" w:cs="Avenir Next" w:eastAsia="Avenir Next"/>
+                <w:color w:val="1A1A1A"/>
                 <w:sz w:val="19"/>
                 <w:szCs w:val="19"/>
               </w:rPr>
-              <w:t xml:space="preserve">C</w:t>
-            </w:r>
-            <w:r>
-              <w:rPr>
-                <w:rFonts w:ascii="Avenir Next" w:hAnsi="Avenir Next" w:cs="Avenir Next" w:eastAsia="Avenir Next"/>
-                <w:color w:val="1A1A1A"/>
-                <w:sz w:val="19"/>
-                <w:szCs w:val="19"/>
-              </w:rPr>
               <w:tab/>
             </w:r>
             <w:r>
               <w:rPr>
                 <w:rFonts w:ascii="Avenir Next" w:hAnsi="Avenir Next" w:cs="Avenir Next" w:eastAsia="Avenir Next"/>
                 <w:color w:val="1A1A1A"/>
-                <w:sz w:val="19"/>
+                <w:sz w:val="22"/>
                 <w:szCs w:val="19"/>
               </w:rPr>
               <w:t xml:space="preserve">24 ft</w:t>
@@ -3910,25 +3920,25 @@
                 <w:rFonts w:ascii="Avenir Next" w:hAnsi="Avenir Next" w:cs="Avenir Next" w:eastAsia="Avenir Next"/>
                 <w:b/>
                 <w:color w:val="003A70"/>
+                <w:sz w:val="22"/>
+                <w:szCs w:val="19"/>
+              </w:rPr>
+              <w:t xml:space="preserve">D</w:t>
+            </w:r>
+            <w:r>
+              <w:rPr>
+                <w:rFonts w:ascii="Avenir Next" w:hAnsi="Avenir Next" w:cs="Avenir Next" w:eastAsia="Avenir Next"/>
+                <w:color w:val="1A1A1A"/>
                 <w:sz w:val="19"/>
                 <w:szCs w:val="19"/>
               </w:rPr>
-              <w:t xml:space="preserve">D</w:t>
-            </w:r>
-            <w:r>
-              <w:rPr>
-                <w:rFonts w:ascii="Avenir Next" w:hAnsi="Avenir Next" w:cs="Avenir Next" w:eastAsia="Avenir Next"/>
-                <w:color w:val="1A1A1A"/>
-                <w:sz w:val="19"/>
-                <w:szCs w:val="19"/>
-              </w:rPr>
               <w:tab/>
             </w:r>
             <w:r>
               <w:rPr>
                 <w:rFonts w:ascii="Avenir Next" w:hAnsi="Avenir Next" w:cs="Avenir Next" w:eastAsia="Avenir Next"/>
                 <w:color w:val="1A1A1A"/>
-                <w:sz w:val="19"/>
+                <w:sz w:val="22"/>
                 <w:szCs w:val="19"/>
               </w:rPr>
               <w:t xml:space="preserve">576 ft</w:t>
@@ -3986,6 +3996,7 @@
           </w:tcPr>
           <w:p>
             <w:pPr>
+              <w:pStyle w:val="Heading2"/>
               <w:spacing w:before="0" w:after="0" w:line="240" w:lineRule="auto"/>
             </w:pPr>
             <w:r>
@@ -4023,7 +4034,7 @@
               <w:rPr>
                 <w:rFonts w:ascii="Avenir Next" w:hAnsi="Avenir Next" w:cs="Avenir Next" w:eastAsia="Avenir Next"/>
                 <w:color w:val="1A1A1A"/>
-                <w:sz w:val="17"/>
+                <w:sz w:val="22"/>
                 <w:szCs w:val="17"/>
               </w:rPr>
               <w:t xml:space="preserve">  I can do this on my own</w:t>
@@ -4052,7 +4063,7 @@
               <w:rPr>
                 <w:rFonts w:ascii="Avenir Next" w:hAnsi="Avenir Next" w:cs="Avenir Next" w:eastAsia="Avenir Next"/>
                 <w:color w:val="1A1A1A"/>
-                <w:sz w:val="17"/>
+                <w:sz w:val="22"/>
                 <w:szCs w:val="17"/>
               </w:rPr>
               <w:t xml:space="preserve">  I need a little help</w:t>
@@ -4081,7 +4092,7 @@
               <w:rPr>
                 <w:rFonts w:ascii="Avenir Next" w:hAnsi="Avenir Next" w:cs="Avenir Next" w:eastAsia="Avenir Next"/>
                 <w:color w:val="1A1A1A"/>
-                <w:sz w:val="17"/>
+                <w:sz w:val="22"/>
                 <w:szCs w:val="17"/>
               </w:rPr>
               <w:t xml:space="preserve">  I have a question about #</w:t>
@@ -4119,7 +4130,7 @@
         <w:rPr>
           <w:rFonts w:ascii="Avenir Next" w:hAnsi="Avenir Next" w:cs="Avenir Next" w:eastAsia="Avenir Next"/>
           <w:color w:val="5A5F66"/>
-          <w:sz w:val="17"/>
+          <w:sz w:val="22"/>
           <w:szCs w:val="17"/>
         </w:rPr>
         <w:t xml:space="preserve">Find a box at home with a fraction edge (like 2 ½ in). Estimate its volume.</w:t>
@@ -4213,7 +4224,106 @@
               <w:sz w:val="15"/>
               <w:szCs w:val="15"/>
             </w:rPr>
-            <w:t xml:space="preserve">Lesson 5-5  ·  Homework Packet</w:t>
+            <w:t xml:space="preserve">5-5 · Page </w:t>
+          </w:r>
+          <w:r>
+            <w:rPr>
+              <w:rFonts w:ascii="Avenir Next" w:hAnsi="Avenir Next" w:cs="Avenir Next" w:eastAsia="Avenir Next"/>
+              <w:color w:val="5A5F66"/>
+              <w:sz w:val="15"/>
+              <w:szCs w:val="15"/>
+            </w:rPr>
+            <w:fldChar w:fldCharType="begin"/>
+          </w:r>
+          <w:r>
+            <w:rPr>
+              <w:rFonts w:ascii="Avenir Next" w:hAnsi="Avenir Next" w:cs="Avenir Next" w:eastAsia="Avenir Next"/>
+              <w:color w:val="5A5F66"/>
+              <w:sz w:val="15"/>
+              <w:szCs w:val="15"/>
+            </w:rPr>
+            <w:instrText xml:space="preserve"> PAGE </w:instrText>
+          </w:r>
+          <w:r>
+            <w:rPr>
+              <w:rFonts w:ascii="Avenir Next" w:hAnsi="Avenir Next" w:cs="Avenir Next" w:eastAsia="Avenir Next"/>
+              <w:color w:val="5A5F66"/>
+              <w:sz w:val="15"/>
+              <w:szCs w:val="15"/>
+            </w:rPr>
+            <w:fldChar w:fldCharType="separate"/>
+          </w:r>
+          <w:r>
+            <w:rPr>
+              <w:rFonts w:ascii="Avenir Next" w:hAnsi="Avenir Next" w:cs="Avenir Next" w:eastAsia="Avenir Next"/>
+              <w:color w:val="5A5F66"/>
+              <w:sz w:val="15"/>
+              <w:szCs w:val="15"/>
+            </w:rPr>
+            <w:t xml:space="preserve">1</w:t>
+          </w:r>
+          <w:r>
+            <w:rPr>
+              <w:rFonts w:ascii="Avenir Next" w:hAnsi="Avenir Next" w:cs="Avenir Next" w:eastAsia="Avenir Next"/>
+              <w:color w:val="5A5F66"/>
+              <w:sz w:val="15"/>
+              <w:szCs w:val="15"/>
+            </w:rPr>
+            <w:fldChar w:fldCharType="end"/>
+          </w:r>
+          <w:r>
+            <w:rPr>
+              <w:rFonts w:ascii="Avenir Next" w:hAnsi="Avenir Next" w:cs="Avenir Next" w:eastAsia="Avenir Next"/>
+              <w:color w:val="5A5F66"/>
+              <w:sz w:val="15"/>
+              <w:szCs w:val="15"/>
+            </w:rPr>
+            <w:t xml:space="preserve"> of </w:t>
+          </w:r>
+          <w:r>
+            <w:rPr>
+              <w:rFonts w:ascii="Avenir Next" w:hAnsi="Avenir Next" w:cs="Avenir Next" w:eastAsia="Avenir Next"/>
+              <w:color w:val="5A5F66"/>
+              <w:sz w:val="15"/>
+              <w:szCs w:val="15"/>
+            </w:rPr>
+            <w:fldChar w:fldCharType="begin"/>
+          </w:r>
+          <w:r>
+            <w:rPr>
+              <w:rFonts w:ascii="Avenir Next" w:hAnsi="Avenir Next" w:cs="Avenir Next" w:eastAsia="Avenir Next"/>
+              <w:color w:val="5A5F66"/>
+              <w:sz w:val="15"/>
+              <w:szCs w:val="15"/>
+            </w:rPr>
+            <w:instrText xml:space="preserve"> NUMPAGES </w:instrText>
+          </w:r>
+          <w:r>
+            <w:rPr>
+              <w:rFonts w:ascii="Avenir Next" w:hAnsi="Avenir Next" w:cs="Avenir Next" w:eastAsia="Avenir Next"/>
+              <w:color w:val="5A5F66"/>
+              <w:sz w:val="15"/>
+              <w:szCs w:val="15"/>
+            </w:rPr>
+            <w:fldChar w:fldCharType="separate"/>
+          </w:r>
+          <w:r>
+            <w:rPr>
+              <w:rFonts w:ascii="Avenir Next" w:hAnsi="Avenir Next" w:cs="Avenir Next" w:eastAsia="Avenir Next"/>
+              <w:color w:val="5A5F66"/>
+              <w:sz w:val="15"/>
+              <w:szCs w:val="15"/>
+            </w:rPr>
+            <w:t xml:space="preserve">1</w:t>
+          </w:r>
+          <w:r>
+            <w:rPr>
+              <w:rFonts w:ascii="Avenir Next" w:hAnsi="Avenir Next" w:cs="Avenir Next" w:eastAsia="Avenir Next"/>
+              <w:color w:val="5A5F66"/>
+              <w:sz w:val="15"/>
+              <w:szCs w:val="15"/>
+            </w:rPr>
+            <w:fldChar w:fldCharType="end"/>
           </w:r>
         </w:p>
       </w:tc>
@@ -4256,5 +4366,23 @@
       </w:tblCellMar>
     </w:tblPr>
   </w:style>
+  <w:style w:type="paragraph" w:styleId="Heading1">
+    <w:name w:val="heading 1"/>
+    <w:basedOn w:val="Normal"/>
+    <w:pPr>
+      <w:outlineLvl w:val="0"/>
+      <w:keepNext w:val="0"/>
+      <w:keepLines w:val="0"/>
+    </w:pPr>
+  </w:style>
+  <w:style w:type="paragraph" w:styleId="Heading2">
+    <w:name w:val="heading 2"/>
+    <w:basedOn w:val="Normal"/>
+    <w:pPr>
+      <w:outlineLvl w:val="1"/>
+      <w:keepNext w:val="0"/>
+      <w:keepLines w:val="0"/>
+    </w:pPr>
+  </w:style>
 </w:styles>
 </file>